--- a/LAB4/11CNPM2_LAB4_1150080143_VoAnhKiet.docx
+++ b/LAB4/11CNPM2_LAB4_1150080143_VoAnhKiet.docx
@@ -319,8 +319,37 @@
         <w:rPr>
           <w:lang w:val="vi-VN"/>
         </w:rPr>
-        <w:t>Link ytb</w:t>
-      </w:r>
+        <w:t xml:space="preserve">Link </w:t>
+      </w:r>
+      <w:r>
+        <w:rPr>
+          <w:lang w:val="vi-VN"/>
+        </w:rPr>
+        <w:t xml:space="preserve">youtube </w:t>
+      </w:r>
+      <w:hyperlink r:id="rId7" w:history="1">
+        <w:r>
+          <w:rPr>
+            <w:rStyle w:val="Hyperlink"/>
+            <w:lang w:val="vi-VN"/>
+          </w:rPr>
+          <w:t>https://youtu.be/396p</w:t>
+        </w:r>
+        <w:r>
+          <w:rPr>
+            <w:rStyle w:val="Hyperlink"/>
+            <w:lang w:val="vi-VN"/>
+          </w:rPr>
+          <w:t>2</w:t>
+        </w:r>
+        <w:r>
+          <w:rPr>
+            <w:rStyle w:val="Hyperlink"/>
+            <w:lang w:val="vi-VN"/>
+          </w:rPr>
+          <w:t>s8oaQk</w:t>
+        </w:r>
+      </w:hyperlink>
     </w:p>
     <w:p>
       <w:pPr>
@@ -364,7 +393,7 @@
                     <pic:cNvPicPr/>
                   </pic:nvPicPr>
                   <pic:blipFill>
-                    <a:blip r:embed="rId7" cstate="print"/>
+                    <a:blip r:embed="rId8" cstate="print"/>
                     <a:stretch>
                       <a:fillRect/>
                     </a:stretch>
@@ -414,8 +443,8 @@
           <w:lang w:val="vi-VN"/>
         </w:rPr>
         <w:sectPr>
-          <w:headerReference w:type="default" r:id="rId8"/>
-          <w:footerReference w:type="default" r:id="rId9"/>
+          <w:headerReference w:type="default" r:id="rId9"/>
+          <w:footerReference w:type="default" r:id="rId10"/>
           <w:type w:val="continuous"/>
           <w:pgSz w:w="11910" w:h="16840"/>
           <w:pgMar w:top="900" w:right="992" w:bottom="1400" w:left="992" w:header="475" w:footer="1161" w:gutter="0"/>
@@ -1706,7 +1735,7 @@
               </mc:Choice>
               <mc:Fallback>
                 <w:pict>
-                  <v:shape w14:anchorId="3141781C" id="Graphic 8" o:spid="_x0000_s1026" style="position:absolute;margin-left:52.55pt;margin-top:3.95pt;width:490.45pt;height:1pt;z-index:15729664;visibility:visible;mso-wrap-style:square;mso-wrap-distance-left:0;mso-wrap-distance-top:0;mso-wrap-distance-right:0;mso-wrap-distance-bottom:0;mso-position-horizontal:absolute;mso-position-horizontal-relative:page;mso-position-vertical:absolute;mso-position-vertical-relative:text;v-text-anchor:top" coordsize="6228715,12700" o:gfxdata="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" path="m6228588,l,,,12192r6228588,l6228588,xe" fillcolor="#4f81bc" stroked="f">
+                  <v:shape w14:anchorId="0E123A9C" id="Graphic 8" o:spid="_x0000_s1026" style="position:absolute;margin-left:52.55pt;margin-top:3.95pt;width:490.45pt;height:1pt;z-index:15729664;visibility:visible;mso-wrap-style:square;mso-wrap-distance-left:0;mso-wrap-distance-top:0;mso-wrap-distance-right:0;mso-wrap-distance-bottom:0;mso-position-horizontal:absolute;mso-position-horizontal-relative:page;mso-position-vertical:absolute;mso-position-vertical-relative:text;v-text-anchor:top" coordsize="6228715,12700" o:gfxdata="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" path="m6228588,l,,,12192r6228588,l6228588,xe" fillcolor="#4f81bc" stroked="f">
                     <v:path arrowok="t"/>
                     <w10:wrap anchorx="page"/>
                   </v:shape>
@@ -6355,7 +6384,7 @@
                           <pic:cNvPicPr/>
                         </pic:nvPicPr>
                         <pic:blipFill>
-                          <a:blip r:embed="rId10" cstate="print"/>
+                          <a:blip r:embed="rId11" cstate="print"/>
                           <a:stretch>
                             <a:fillRect/>
                           </a:stretch>
@@ -6802,7 +6831,7 @@
                   <v:path arrowok="t"/>
                 </v:shape>
                 <v:shape id="Image 11" o:spid="_x0000_s1029" type="#_x0000_t75" style="position:absolute;left:990;top:1156;width:1416;height:1321;visibility:visible;mso-wrap-style:square" o:gfxdata="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">
-                  <v:imagedata r:id="rId11" o:title=""/>
+                  <v:imagedata r:id="rId12" o:title=""/>
                 </v:shape>
                 <v:shape id="Textbox 12" o:spid="_x0000_s1030" type="#_x0000_t202" style="position:absolute;left:91;top:91;width:61741;height:19317;visibility:visible;mso-wrap-style:square;v-text-anchor:top" o:gfxdata="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" filled="f" strokecolor="#4f81bc" strokeweight="1.44pt">
                   <v:textbox inset="0,0,0,0">
@@ -10750,7 +10779,7 @@
                     <pic:cNvPicPr/>
                   </pic:nvPicPr>
                   <pic:blipFill>
-                    <a:blip r:embed="rId12" cstate="print"/>
+                    <a:blip r:embed="rId13" cstate="print"/>
                     <a:stretch>
                       <a:fillRect/>
                     </a:stretch>
@@ -11685,7 +11714,7 @@
                     <pic:cNvPicPr/>
                   </pic:nvPicPr>
                   <pic:blipFill>
-                    <a:blip r:embed="rId13" cstate="print"/>
+                    <a:blip r:embed="rId14" cstate="print"/>
                     <a:stretch>
                       <a:fillRect/>
                     </a:stretch>
@@ -12133,7 +12162,7 @@
                     <pic:cNvPicPr/>
                   </pic:nvPicPr>
                   <pic:blipFill>
-                    <a:blip r:embed="rId14" cstate="print"/>
+                    <a:blip r:embed="rId15" cstate="print"/>
                     <a:stretch>
                       <a:fillRect/>
                     </a:stretch>
@@ -13071,7 +13100,7 @@
                     <pic:cNvPicPr/>
                   </pic:nvPicPr>
                   <pic:blipFill>
-                    <a:blip r:embed="rId15" cstate="print"/>
+                    <a:blip r:embed="rId16" cstate="print"/>
                     <a:stretch>
                       <a:fillRect/>
                     </a:stretch>
@@ -13306,7 +13335,7 @@
                     <pic:cNvPicPr/>
                   </pic:nvPicPr>
                   <pic:blipFill>
-                    <a:blip r:embed="rId16" cstate="print"/>
+                    <a:blip r:embed="rId17" cstate="print"/>
                     <a:stretch>
                       <a:fillRect/>
                     </a:stretch>
@@ -13510,7 +13539,7 @@
                     <pic:cNvPicPr/>
                   </pic:nvPicPr>
                   <pic:blipFill>
-                    <a:blip r:embed="rId17" cstate="print"/>
+                    <a:blip r:embed="rId18" cstate="print"/>
                     <a:stretch>
                       <a:fillRect/>
                     </a:stretch>
@@ -13841,7 +13870,7 @@
                     <pic:cNvPicPr/>
                   </pic:nvPicPr>
                   <pic:blipFill>
-                    <a:blip r:embed="rId18" cstate="print"/>
+                    <a:blip r:embed="rId19" cstate="print"/>
                     <a:stretch>
                       <a:fillRect/>
                     </a:stretch>
@@ -14059,7 +14088,7 @@
                     <pic:cNvPicPr/>
                   </pic:nvPicPr>
                   <pic:blipFill>
-                    <a:blip r:embed="rId10" cstate="print"/>
+                    <a:blip r:embed="rId11" cstate="print"/>
                     <a:stretch>
                       <a:fillRect/>
                     </a:stretch>
@@ -14434,7 +14463,7 @@
                     <pic:cNvPicPr/>
                   </pic:nvPicPr>
                   <pic:blipFill>
-                    <a:blip r:embed="rId7" cstate="print"/>
+                    <a:blip r:embed="rId8" cstate="print"/>
                     <a:stretch>
                       <a:fillRect/>
                     </a:stretch>
@@ -15561,7 +15590,7 @@
                     <pic:cNvPicPr/>
                   </pic:nvPicPr>
                   <pic:blipFill>
-                    <a:blip r:embed="rId19" cstate="print"/>
+                    <a:blip r:embed="rId20" cstate="print"/>
                     <a:stretch>
                       <a:fillRect/>
                     </a:stretch>
@@ -15711,7 +15740,7 @@
                     <pic:cNvPicPr/>
                   </pic:nvPicPr>
                   <pic:blipFill>
-                    <a:blip r:embed="rId20" cstate="print"/>
+                    <a:blip r:embed="rId21" cstate="print"/>
                     <a:stretch>
                       <a:fillRect/>
                     </a:stretch>
@@ -15952,7 +15981,7 @@
                     </pic:cNvPicPr>
                   </pic:nvPicPr>
                   <pic:blipFill>
-                    <a:blip r:embed="rId21">
+                    <a:blip r:embed="rId22">
                       <a:extLst>
                         <a:ext uri="{28A0092B-C50C-407E-A947-70E740481C1C}">
                           <a14:useLocalDpi xmlns:a14="http://schemas.microsoft.com/office/drawing/2010/main" val="0"/>
@@ -16033,6 +16062,7 @@
           <w:rFonts w:ascii="Arial" w:hAnsi="Arial"/>
           <w:b/>
           <w:i/>
+          <w:noProof/>
           <w:sz w:val="18"/>
           <w:lang w:val="vi-VN"/>
         </w:rPr>
@@ -16053,7 +16083,7 @@
                     <pic:cNvPicPr/>
                   </pic:nvPicPr>
                   <pic:blipFill>
-                    <a:blip r:embed="rId22"/>
+                    <a:blip r:embed="rId23"/>
                     <a:stretch>
                       <a:fillRect/>
                     </a:stretch>
@@ -16795,7 +16825,7 @@
                     <pic:cNvPicPr/>
                   </pic:nvPicPr>
                   <pic:blipFill>
-                    <a:blip r:embed="rId23" cstate="print"/>
+                    <a:blip r:embed="rId24" cstate="print"/>
                     <a:stretch>
                       <a:fillRect/>
                     </a:stretch>
@@ -17056,7 +17086,7 @@
                     <pic:cNvPicPr/>
                   </pic:nvPicPr>
                   <pic:blipFill>
-                    <a:blip r:embed="rId10" cstate="print"/>
+                    <a:blip r:embed="rId11" cstate="print"/>
                     <a:stretch>
                       <a:fillRect/>
                     </a:stretch>
@@ -18141,7 +18171,7 @@
                     <pic:cNvPicPr/>
                   </pic:nvPicPr>
                   <pic:blipFill>
-                    <a:blip r:embed="rId24" cstate="print"/>
+                    <a:blip r:embed="rId25" cstate="print"/>
                     <a:stretch>
                       <a:fillRect/>
                     </a:stretch>
@@ -18343,6 +18373,7 @@
           <w:rFonts w:ascii="Arial" w:hAnsi="Arial"/>
           <w:b/>
           <w:i/>
+          <w:noProof/>
           <w:sz w:val="18"/>
           <w:lang w:val="vi-VN"/>
         </w:rPr>
@@ -18362,7 +18393,7 @@
                     <pic:cNvPicPr/>
                   </pic:nvPicPr>
                   <pic:blipFill>
-                    <a:blip r:embed="rId25"/>
+                    <a:blip r:embed="rId26"/>
                     <a:stretch>
                       <a:fillRect/>
                     </a:stretch>
@@ -19556,7 +19587,7 @@
                     <pic:cNvPicPr/>
                   </pic:nvPicPr>
                   <pic:blipFill>
-                    <a:blip r:embed="rId26" cstate="print"/>
+                    <a:blip r:embed="rId27" cstate="print"/>
                     <a:stretch>
                       <a:fillRect/>
                     </a:stretch>
@@ -20208,7 +20239,7 @@
                     <pic:cNvPicPr/>
                   </pic:nvPicPr>
                   <pic:blipFill>
-                    <a:blip r:embed="rId27" cstate="print"/>
+                    <a:blip r:embed="rId28" cstate="print"/>
                     <a:stretch>
                       <a:fillRect/>
                     </a:stretch>
@@ -20348,6 +20379,7 @@
       </w:pPr>
       <w:r>
         <w:rPr>
+          <w:noProof/>
           <w:sz w:val="24"/>
           <w:lang w:val="vi-VN"/>
         </w:rPr>
@@ -20368,7 +20400,7 @@
                     <pic:cNvPicPr/>
                   </pic:nvPicPr>
                   <pic:blipFill rotWithShape="1">
-                    <a:blip r:embed="rId28"/>
+                    <a:blip r:embed="rId29"/>
                     <a:srcRect t="-794"/>
                     <a:stretch/>
                   </pic:blipFill>
@@ -22842,7 +22874,7 @@
                     <pic:cNvPicPr/>
                   </pic:nvPicPr>
                   <pic:blipFill>
-                    <a:blip r:embed="rId29" cstate="print"/>
+                    <a:blip r:embed="rId30" cstate="print"/>
                     <a:stretch>
                       <a:fillRect/>
                     </a:stretch>
@@ -22982,7 +23014,7 @@
                     <pic:cNvPicPr/>
                   </pic:nvPicPr>
                   <pic:blipFill>
-                    <a:blip r:embed="rId30" cstate="print"/>
+                    <a:blip r:embed="rId31" cstate="print"/>
                     <a:stretch>
                       <a:fillRect/>
                     </a:stretch>
@@ -23133,7 +23165,7 @@
                     <pic:cNvPicPr/>
                   </pic:nvPicPr>
                   <pic:blipFill>
-                    <a:blip r:embed="rId31" cstate="print"/>
+                    <a:blip r:embed="rId32" cstate="print"/>
                     <a:stretch>
                       <a:fillRect/>
                     </a:stretch>
@@ -23253,7 +23285,7 @@
                     <pic:cNvPicPr/>
                   </pic:nvPicPr>
                   <pic:blipFill>
-                    <a:blip r:embed="rId10" cstate="print"/>
+                    <a:blip r:embed="rId11" cstate="print"/>
                     <a:stretch>
                       <a:fillRect/>
                     </a:stretch>
@@ -23452,7 +23484,7 @@
                     <pic:cNvPicPr/>
                   </pic:nvPicPr>
                   <pic:blipFill>
-                    <a:blip r:embed="rId32" cstate="print"/>
+                    <a:blip r:embed="rId33" cstate="print"/>
                     <a:stretch>
                       <a:fillRect/>
                     </a:stretch>
@@ -24331,7 +24363,7 @@
                     <pic:cNvPicPr/>
                   </pic:nvPicPr>
                   <pic:blipFill>
-                    <a:blip r:embed="rId33" cstate="print"/>
+                    <a:blip r:embed="rId34" cstate="print"/>
                     <a:stretch>
                       <a:fillRect/>
                     </a:stretch>
@@ -24537,6 +24569,7 @@
       <w:r>
         <w:rPr>
           <w:rFonts w:ascii="Arial MT" w:hAnsi="Arial MT"/>
+          <w:noProof/>
           <w:sz w:val="18"/>
           <w:lang w:val="vi-VN"/>
         </w:rPr>
@@ -24556,7 +24589,7 @@
                     <pic:cNvPicPr/>
                   </pic:nvPicPr>
                   <pic:blipFill>
-                    <a:blip r:embed="rId34"/>
+                    <a:blip r:embed="rId35"/>
                     <a:stretch>
                       <a:fillRect/>
                     </a:stretch>
@@ -25496,7 +25529,7 @@
                     <pic:cNvPicPr/>
                   </pic:nvPicPr>
                   <pic:blipFill>
-                    <a:blip r:embed="rId35" cstate="print"/>
+                    <a:blip r:embed="rId36" cstate="print"/>
                     <a:stretch>
                       <a:fillRect/>
                     </a:stretch>
@@ -25709,6 +25742,7 @@
           <w:rFonts w:ascii="Arial" w:hAnsi="Arial"/>
           <w:b/>
           <w:i/>
+          <w:noProof/>
           <w:sz w:val="18"/>
           <w:lang w:val="vi-VN"/>
         </w:rPr>
@@ -25728,7 +25762,7 @@
                     <pic:cNvPicPr/>
                   </pic:nvPicPr>
                   <pic:blipFill>
-                    <a:blip r:embed="rId36"/>
+                    <a:blip r:embed="rId37"/>
                     <a:stretch>
                       <a:fillRect/>
                     </a:stretch>
@@ -26709,7 +26743,7 @@
                     <pic:cNvPicPr/>
                   </pic:nvPicPr>
                   <pic:blipFill>
-                    <a:blip r:embed="rId37" cstate="print"/>
+                    <a:blip r:embed="rId38" cstate="print"/>
                     <a:stretch>
                       <a:fillRect/>
                     </a:stretch>
@@ -26865,6 +26899,7 @@
           <w:rFonts w:ascii="Arial" w:hAnsi="Arial"/>
           <w:b/>
           <w:i/>
+          <w:noProof/>
           <w:color w:val="5A5A5A"/>
           <w:spacing w:val="-4"/>
           <w:sz w:val="18"/>
@@ -26886,7 +26921,7 @@
                     <pic:cNvPicPr/>
                   </pic:nvPicPr>
                   <pic:blipFill>
-                    <a:blip r:embed="rId38"/>
+                    <a:blip r:embed="rId39"/>
                     <a:stretch>
                       <a:fillRect/>
                     </a:stretch>
@@ -27181,7 +27216,7 @@
                     <pic:cNvPicPr/>
                   </pic:nvPicPr>
                   <pic:blipFill>
-                    <a:blip r:embed="rId39" cstate="print"/>
+                    <a:blip r:embed="rId40" cstate="print"/>
                     <a:stretch>
                       <a:fillRect/>
                     </a:stretch>
@@ -28052,7 +28087,7 @@
                     <pic:cNvPicPr/>
                   </pic:nvPicPr>
                   <pic:blipFill>
-                    <a:blip r:embed="rId40" cstate="print"/>
+                    <a:blip r:embed="rId41" cstate="print"/>
                     <a:stretch>
                       <a:fillRect/>
                     </a:stretch>
@@ -28675,7 +28710,7 @@
                     <pic:cNvPicPr/>
                   </pic:nvPicPr>
                   <pic:blipFill>
-                    <a:blip r:embed="rId41" cstate="print"/>
+                    <a:blip r:embed="rId42" cstate="print"/>
                     <a:stretch>
                       <a:fillRect/>
                     </a:stretch>
@@ -29022,6 +29057,7 @@
       </w:pPr>
       <w:r>
         <w:rPr>
+          <w:noProof/>
           <w:lang w:val="vi-VN"/>
         </w:rPr>
         <w:lastRenderedPageBreak/>
@@ -29041,7 +29077,7 @@
                     <pic:cNvPicPr/>
                   </pic:nvPicPr>
                   <pic:blipFill>
-                    <a:blip r:embed="rId42"/>
+                    <a:blip r:embed="rId43"/>
                     <a:stretch>
                       <a:fillRect/>
                     </a:stretch>
@@ -29744,7 +29780,7 @@
                     <pic:cNvPicPr/>
                   </pic:nvPicPr>
                   <pic:blipFill>
-                    <a:blip r:embed="rId43" cstate="print"/>
+                    <a:blip r:embed="rId44" cstate="print"/>
                     <a:stretch>
                       <a:fillRect/>
                     </a:stretch>
@@ -30027,7 +30063,7 @@
                     <pic:cNvPicPr/>
                   </pic:nvPicPr>
                   <pic:blipFill>
-                    <a:blip r:embed="rId44" cstate="print"/>
+                    <a:blip r:embed="rId45" cstate="print"/>
                     <a:stretch>
                       <a:fillRect/>
                     </a:stretch>
@@ -30296,7 +30332,7 @@
                     <pic:cNvPicPr/>
                   </pic:nvPicPr>
                   <pic:blipFill>
-                    <a:blip r:embed="rId45" cstate="print"/>
+                    <a:blip r:embed="rId46" cstate="print"/>
                     <a:stretch>
                       <a:fillRect/>
                     </a:stretch>
@@ -30883,7 +30919,7 @@
                     <pic:cNvPicPr/>
                   </pic:nvPicPr>
                   <pic:blipFill>
-                    <a:blip r:embed="rId46" cstate="print"/>
+                    <a:blip r:embed="rId47" cstate="print"/>
                     <a:stretch>
                       <a:fillRect/>
                     </a:stretch>
@@ -31343,6 +31379,7 @@
           <w:rFonts w:ascii="Arial" w:hAnsi="Arial"/>
           <w:b/>
           <w:i/>
+          <w:noProof/>
           <w:sz w:val="18"/>
           <w:lang w:val="vi-VN"/>
         </w:rPr>
@@ -31351,1323 +31388,6 @@
             <wp:extent cx="6303010" cy="5067935"/>
             <wp:effectExtent l="0" t="0" r="2540" b="0"/>
             <wp:docPr id="54" name="Picture 54"/>
-            <wp:cNvGraphicFramePr>
-              <a:graphicFrameLocks xmlns:a="http://schemas.openxmlformats.org/drawingml/2006/main" noChangeAspect="1"/>
-            </wp:cNvGraphicFramePr>
-            <a:graphic xmlns:a="http://schemas.openxmlformats.org/drawingml/2006/main">
-              <a:graphicData uri="http://schemas.openxmlformats.org/drawingml/2006/picture">
-                <pic:pic xmlns:pic="http://schemas.openxmlformats.org/drawingml/2006/picture">
-                  <pic:nvPicPr>
-                    <pic:cNvPr id="1" name=""/>
-                    <pic:cNvPicPr/>
-                  </pic:nvPicPr>
-                  <pic:blipFill>
-                    <a:blip r:embed="rId47"/>
-                    <a:stretch>
-                      <a:fillRect/>
-                    </a:stretch>
-                  </pic:blipFill>
-                  <pic:spPr>
-                    <a:xfrm>
-                      <a:off x="0" y="0"/>
-                      <a:ext cx="6303010" cy="5067935"/>
-                    </a:xfrm>
-                    <a:prstGeom prst="rect">
-                      <a:avLst/>
-                    </a:prstGeom>
-                  </pic:spPr>
-                </pic:pic>
-              </a:graphicData>
-            </a:graphic>
-          </wp:inline>
-        </w:drawing>
-      </w:r>
-    </w:p>
-    <w:p>
-      <w:pPr>
-        <w:ind w:left="5" w:right="6"/>
-        <w:jc w:val="center"/>
-        <w:rPr>
-          <w:rFonts w:ascii="Arial" w:hAnsi="Arial"/>
-          <w:b/>
-          <w:i/>
-          <w:szCs w:val="28"/>
-          <w:lang w:val="vi-VN"/>
-        </w:rPr>
-      </w:pPr>
-      <w:r>
-        <w:rPr>
-          <w:rFonts w:ascii="Arial" w:hAnsi="Arial"/>
-          <w:b/>
-          <w:i/>
-          <w:szCs w:val="28"/>
-        </w:rPr>
-        <w:t>Ảnh 8. Danh sách các tệp bằng chứng log/output và báo cáo HTML đã được khởi tạo thành công</w:t>
-      </w:r>
-    </w:p>
-    <w:p>
-      <w:pPr>
-        <w:ind w:left="5" w:right="6"/>
-        <w:jc w:val="center"/>
-        <w:rPr>
-          <w:rFonts w:ascii="Arial" w:hAnsi="Arial"/>
-          <w:b/>
-          <w:i/>
-          <w:szCs w:val="28"/>
-          <w:lang w:val="vi-VN"/>
-        </w:rPr>
-      </w:pPr>
-    </w:p>
-    <w:p>
-      <w:pPr>
-        <w:pStyle w:val="Heading3"/>
-        <w:numPr>
-          <w:ilvl w:val="0"/>
-          <w:numId w:val="12"/>
-        </w:numPr>
-        <w:tabs>
-          <w:tab w:val="left" w:pos="507"/>
-        </w:tabs>
-        <w:spacing w:before="24"/>
-        <w:ind w:left="507" w:hanging="420"/>
-        <w:rPr>
-          <w:color w:val="17365D"/>
-        </w:rPr>
-      </w:pPr>
-      <w:bookmarkStart w:id="33" w:name="_TOC_250008"/>
-      <w:r>
-        <w:rPr>
-          <w:color w:val="17365D"/>
-        </w:rPr>
-        <w:t>Tình</w:t>
-      </w:r>
-      <w:r>
-        <w:rPr>
-          <w:color w:val="17365D"/>
-          <w:spacing w:val="-4"/>
-        </w:rPr>
-        <w:t xml:space="preserve"> </w:t>
-      </w:r>
-      <w:r>
-        <w:rPr>
-          <w:color w:val="17365D"/>
-        </w:rPr>
-        <w:t>huống</w:t>
-      </w:r>
-      <w:r>
-        <w:rPr>
-          <w:color w:val="17365D"/>
-          <w:spacing w:val="-3"/>
-        </w:rPr>
-        <w:t xml:space="preserve"> </w:t>
-      </w:r>
-      <w:r>
-        <w:rPr>
-          <w:color w:val="17365D"/>
-        </w:rPr>
-        <w:t>-</w:t>
-      </w:r>
-      <w:r>
-        <w:rPr>
-          <w:color w:val="17365D"/>
-          <w:spacing w:val="-4"/>
-        </w:rPr>
-        <w:t xml:space="preserve"> </w:t>
-      </w:r>
-      <w:r>
-        <w:rPr>
-          <w:color w:val="17365D"/>
-        </w:rPr>
-        <w:t>Trước</w:t>
-      </w:r>
-      <w:r>
-        <w:rPr>
-          <w:color w:val="17365D"/>
-          <w:spacing w:val="-3"/>
-        </w:rPr>
-        <w:t xml:space="preserve"> </w:t>
-      </w:r>
-      <w:r>
-        <w:rPr>
-          <w:color w:val="17365D"/>
-        </w:rPr>
-        <w:t>và</w:t>
-      </w:r>
-      <w:r>
-        <w:rPr>
-          <w:color w:val="17365D"/>
-          <w:spacing w:val="-2"/>
-        </w:rPr>
-        <w:t xml:space="preserve"> </w:t>
-      </w:r>
-      <w:r>
-        <w:rPr>
-          <w:color w:val="17365D"/>
-        </w:rPr>
-        <w:t>sau</w:t>
-      </w:r>
-      <w:r>
-        <w:rPr>
-          <w:color w:val="17365D"/>
-          <w:spacing w:val="-3"/>
-        </w:rPr>
-        <w:t xml:space="preserve"> </w:t>
-      </w:r>
-      <w:r>
-        <w:rPr>
-          <w:color w:val="17365D"/>
-        </w:rPr>
-        <w:t>khi</w:t>
-      </w:r>
-      <w:bookmarkEnd w:id="33"/>
-      <w:r>
-        <w:rPr>
-          <w:color w:val="17365D"/>
-          <w:spacing w:val="-2"/>
-        </w:rPr>
-        <w:t xml:space="preserve"> hardening</w:t>
-      </w:r>
-    </w:p>
-    <w:p>
-      <w:pPr>
-        <w:pStyle w:val="ListParagraph"/>
-        <w:numPr>
-          <w:ilvl w:val="0"/>
-          <w:numId w:val="5"/>
-        </w:numPr>
-        <w:tabs>
-          <w:tab w:val="left" w:pos="446"/>
-          <w:tab w:val="left" w:pos="448"/>
-        </w:tabs>
-        <w:spacing w:before="128" w:line="360" w:lineRule="auto"/>
-        <w:ind w:right="83"/>
-        <w:jc w:val="both"/>
-        <w:rPr>
-          <w:sz w:val="26"/>
-        </w:rPr>
-      </w:pPr>
-      <w:r>
-        <w:rPr>
-          <w:b/>
-          <w:sz w:val="26"/>
-        </w:rPr>
-        <w:t>Bối</w:t>
-      </w:r>
-      <w:r>
-        <w:rPr>
-          <w:b/>
-          <w:spacing w:val="-5"/>
-          <w:sz w:val="26"/>
-        </w:rPr>
-        <w:t xml:space="preserve"> </w:t>
-      </w:r>
-      <w:r>
-        <w:rPr>
-          <w:b/>
-          <w:sz w:val="26"/>
-        </w:rPr>
-        <w:t>cảnh</w:t>
-      </w:r>
-      <w:r>
-        <w:rPr>
-          <w:sz w:val="26"/>
-        </w:rPr>
-        <w:t>:</w:t>
-      </w:r>
-      <w:r>
-        <w:rPr>
-          <w:spacing w:val="-3"/>
-          <w:sz w:val="26"/>
-        </w:rPr>
-        <w:t xml:space="preserve"> </w:t>
-      </w:r>
-      <w:r>
-        <w:rPr>
-          <w:sz w:val="26"/>
-        </w:rPr>
-        <w:t>Sau</w:t>
-      </w:r>
-      <w:r>
-        <w:rPr>
-          <w:spacing w:val="-3"/>
-          <w:sz w:val="26"/>
-        </w:rPr>
-        <w:t xml:space="preserve"> </w:t>
-      </w:r>
-      <w:r>
-        <w:rPr>
-          <w:sz w:val="26"/>
-        </w:rPr>
-        <w:t>vòng</w:t>
-      </w:r>
-      <w:r>
-        <w:rPr>
-          <w:spacing w:val="-3"/>
-          <w:sz w:val="26"/>
-        </w:rPr>
-        <w:t xml:space="preserve"> </w:t>
-      </w:r>
-      <w:r>
-        <w:rPr>
-          <w:sz w:val="26"/>
-        </w:rPr>
-        <w:t>rà</w:t>
-      </w:r>
-      <w:r>
-        <w:rPr>
-          <w:spacing w:val="-3"/>
-          <w:sz w:val="26"/>
-        </w:rPr>
-        <w:t xml:space="preserve"> </w:t>
-      </w:r>
-      <w:r>
-        <w:rPr>
-          <w:sz w:val="26"/>
-        </w:rPr>
-        <w:t>soát</w:t>
-      </w:r>
-      <w:r>
-        <w:rPr>
-          <w:spacing w:val="-5"/>
-          <w:sz w:val="26"/>
-        </w:rPr>
-        <w:t xml:space="preserve"> </w:t>
-      </w:r>
-      <w:r>
-        <w:rPr>
-          <w:sz w:val="26"/>
-        </w:rPr>
-        <w:t>đầu</w:t>
-      </w:r>
-      <w:r>
-        <w:rPr>
-          <w:spacing w:val="-3"/>
-          <w:sz w:val="26"/>
-        </w:rPr>
-        <w:t xml:space="preserve"> </w:t>
-      </w:r>
-      <w:r>
-        <w:rPr>
-          <w:sz w:val="26"/>
-        </w:rPr>
-        <w:t>tiên,</w:t>
-      </w:r>
-      <w:r>
-        <w:rPr>
-          <w:spacing w:val="-3"/>
-          <w:sz w:val="26"/>
-        </w:rPr>
-        <w:t xml:space="preserve"> </w:t>
-      </w:r>
-      <w:r>
-        <w:rPr>
-          <w:sz w:val="26"/>
-        </w:rPr>
-        <w:t>quản</w:t>
-      </w:r>
-      <w:r>
-        <w:rPr>
-          <w:spacing w:val="-5"/>
-          <w:sz w:val="26"/>
-        </w:rPr>
-        <w:t xml:space="preserve"> </w:t>
-      </w:r>
-      <w:r>
-        <w:rPr>
-          <w:sz w:val="26"/>
-        </w:rPr>
-        <w:t>trị</w:t>
-      </w:r>
-      <w:r>
-        <w:rPr>
-          <w:spacing w:val="-3"/>
-          <w:sz w:val="26"/>
-        </w:rPr>
-        <w:t xml:space="preserve"> </w:t>
-      </w:r>
-      <w:r>
-        <w:rPr>
-          <w:sz w:val="26"/>
-        </w:rPr>
-        <w:t>viên</w:t>
-      </w:r>
-      <w:r>
-        <w:rPr>
-          <w:spacing w:val="-5"/>
-          <w:sz w:val="26"/>
-        </w:rPr>
-        <w:t xml:space="preserve"> </w:t>
-      </w:r>
-      <w:r>
-        <w:rPr>
-          <w:sz w:val="26"/>
-        </w:rPr>
-        <w:t>tắt</w:t>
-      </w:r>
-      <w:r>
-        <w:rPr>
-          <w:spacing w:val="-3"/>
-          <w:sz w:val="26"/>
-        </w:rPr>
-        <w:t xml:space="preserve"> </w:t>
-      </w:r>
-      <w:r>
-        <w:rPr>
-          <w:sz w:val="26"/>
-        </w:rPr>
-        <w:t>một</w:t>
-      </w:r>
-      <w:r>
-        <w:rPr>
-          <w:spacing w:val="-3"/>
-          <w:sz w:val="26"/>
-        </w:rPr>
-        <w:t xml:space="preserve"> </w:t>
-      </w:r>
-      <w:r>
-        <w:rPr>
-          <w:sz w:val="26"/>
-        </w:rPr>
-        <w:t>dịch</w:t>
-      </w:r>
-      <w:r>
-        <w:rPr>
-          <w:spacing w:val="-3"/>
-          <w:sz w:val="26"/>
-        </w:rPr>
-        <w:t xml:space="preserve"> </w:t>
-      </w:r>
-      <w:r>
-        <w:rPr>
-          <w:sz w:val="26"/>
-        </w:rPr>
-        <w:t>vụ</w:t>
-      </w:r>
-      <w:r>
-        <w:rPr>
-          <w:spacing w:val="-3"/>
-          <w:sz w:val="26"/>
-        </w:rPr>
-        <w:t xml:space="preserve"> </w:t>
-      </w:r>
-      <w:r>
-        <w:rPr>
-          <w:sz w:val="26"/>
-        </w:rPr>
-        <w:t>không</w:t>
-      </w:r>
-      <w:r>
-        <w:rPr>
-          <w:spacing w:val="-5"/>
-          <w:sz w:val="26"/>
-        </w:rPr>
-        <w:t xml:space="preserve"> </w:t>
-      </w:r>
-      <w:r>
-        <w:rPr>
-          <w:sz w:val="26"/>
-        </w:rPr>
-        <w:t>cần</w:t>
-      </w:r>
-      <w:r>
-        <w:rPr>
-          <w:spacing w:val="-3"/>
-          <w:sz w:val="26"/>
-        </w:rPr>
-        <w:t xml:space="preserve"> </w:t>
-      </w:r>
-      <w:r>
-        <w:rPr>
-          <w:sz w:val="26"/>
-        </w:rPr>
-        <w:t>thiết</w:t>
-      </w:r>
-      <w:r>
-        <w:rPr>
-          <w:spacing w:val="-3"/>
-          <w:sz w:val="26"/>
-        </w:rPr>
-        <w:t xml:space="preserve"> </w:t>
-      </w:r>
-      <w:r>
-        <w:rPr>
-          <w:sz w:val="26"/>
-        </w:rPr>
-        <w:t>hoặc</w:t>
-      </w:r>
-      <w:r>
-        <w:rPr>
-          <w:spacing w:val="-3"/>
-          <w:sz w:val="26"/>
-        </w:rPr>
-        <w:t xml:space="preserve"> </w:t>
-      </w:r>
-      <w:r>
-        <w:rPr>
-          <w:sz w:val="26"/>
-        </w:rPr>
-        <w:t>bật firewall trên Windows VM. Nhiệm vụ của anh/chị là chứng minh thay đổi bằng hai bản quét trước/sau, không chỉ mô tả bằng lời.</w:t>
-      </w:r>
-    </w:p>
-    <w:p>
-      <w:pPr>
-        <w:pStyle w:val="ListParagraph"/>
-        <w:numPr>
-          <w:ilvl w:val="0"/>
-          <w:numId w:val="10"/>
-        </w:numPr>
-        <w:tabs>
-          <w:tab w:val="left" w:pos="899"/>
-        </w:tabs>
-        <w:spacing w:before="0" w:line="360" w:lineRule="auto"/>
-        <w:ind w:left="899" w:right="84" w:hanging="452"/>
-        <w:jc w:val="both"/>
-        <w:rPr>
-          <w:sz w:val="26"/>
-        </w:rPr>
-      </w:pPr>
-      <w:r>
-        <w:rPr>
-          <w:sz w:val="26"/>
-        </w:rPr>
-        <w:t>Chọn</w:t>
-      </w:r>
-      <w:r>
-        <w:rPr>
-          <w:spacing w:val="-13"/>
-          <w:sz w:val="26"/>
-        </w:rPr>
-        <w:t xml:space="preserve"> </w:t>
-      </w:r>
-      <w:r>
-        <w:rPr>
-          <w:sz w:val="26"/>
-        </w:rPr>
-        <w:t>một</w:t>
-      </w:r>
-      <w:r>
-        <w:rPr>
-          <w:spacing w:val="-13"/>
-          <w:sz w:val="26"/>
-        </w:rPr>
-        <w:t xml:space="preserve"> </w:t>
-      </w:r>
-      <w:r>
-        <w:rPr>
-          <w:sz w:val="26"/>
-        </w:rPr>
-        <w:t>máy</w:t>
-      </w:r>
-      <w:r>
-        <w:rPr>
-          <w:spacing w:val="-13"/>
-          <w:sz w:val="26"/>
-        </w:rPr>
-        <w:t xml:space="preserve"> </w:t>
-      </w:r>
-      <w:r>
-        <w:rPr>
-          <w:sz w:val="26"/>
-        </w:rPr>
-        <w:t>Windows</w:t>
-      </w:r>
-      <w:r>
-        <w:rPr>
-          <w:spacing w:val="-13"/>
-          <w:sz w:val="26"/>
-        </w:rPr>
-        <w:t xml:space="preserve"> </w:t>
-      </w:r>
-      <w:r>
-        <w:rPr>
-          <w:sz w:val="26"/>
-        </w:rPr>
-        <w:t>VM</w:t>
-      </w:r>
-      <w:r>
-        <w:rPr>
-          <w:spacing w:val="-13"/>
-          <w:sz w:val="26"/>
-        </w:rPr>
-        <w:t xml:space="preserve"> </w:t>
-      </w:r>
-      <w:r>
-        <w:rPr>
-          <w:sz w:val="26"/>
-        </w:rPr>
-        <w:t>của</w:t>
-      </w:r>
-      <w:r>
-        <w:rPr>
-          <w:spacing w:val="-13"/>
-          <w:sz w:val="26"/>
-        </w:rPr>
-        <w:t xml:space="preserve"> </w:t>
-      </w:r>
-      <w:r>
-        <w:rPr>
-          <w:sz w:val="26"/>
-        </w:rPr>
-        <w:t>chính</w:t>
-      </w:r>
-      <w:r>
-        <w:rPr>
-          <w:spacing w:val="-13"/>
-          <w:sz w:val="26"/>
-        </w:rPr>
-        <w:t xml:space="preserve"> </w:t>
-      </w:r>
-      <w:r>
-        <w:rPr>
-          <w:sz w:val="26"/>
-        </w:rPr>
-        <w:t>mình</w:t>
-      </w:r>
-      <w:r>
-        <w:rPr>
-          <w:spacing w:val="-11"/>
-          <w:sz w:val="26"/>
-        </w:rPr>
-        <w:t xml:space="preserve"> </w:t>
-      </w:r>
-      <w:r>
-        <w:rPr>
-          <w:sz w:val="26"/>
-        </w:rPr>
-        <w:t>hoặc</w:t>
-      </w:r>
-      <w:r>
-        <w:rPr>
-          <w:spacing w:val="-13"/>
-          <w:sz w:val="26"/>
-        </w:rPr>
-        <w:t xml:space="preserve"> </w:t>
-      </w:r>
-      <w:r>
-        <w:rPr>
-          <w:sz w:val="26"/>
-        </w:rPr>
-        <w:t>một</w:t>
-      </w:r>
-      <w:r>
-        <w:rPr>
-          <w:spacing w:val="-13"/>
-          <w:sz w:val="26"/>
-        </w:rPr>
-        <w:t xml:space="preserve"> </w:t>
-      </w:r>
-      <w:r>
-        <w:rPr>
-          <w:sz w:val="26"/>
-        </w:rPr>
-        <w:t>dịch</w:t>
-      </w:r>
-      <w:r>
-        <w:rPr>
-          <w:spacing w:val="-11"/>
-          <w:sz w:val="26"/>
-        </w:rPr>
-        <w:t xml:space="preserve"> </w:t>
-      </w:r>
-      <w:r>
-        <w:rPr>
-          <w:sz w:val="26"/>
-        </w:rPr>
-        <w:t>vụ</w:t>
-      </w:r>
-      <w:r>
-        <w:rPr>
-          <w:spacing w:val="-13"/>
-          <w:sz w:val="26"/>
-        </w:rPr>
-        <w:t xml:space="preserve"> </w:t>
-      </w:r>
-      <w:r>
-        <w:rPr>
-          <w:sz w:val="26"/>
-        </w:rPr>
-        <w:t>test</w:t>
-      </w:r>
-      <w:r>
-        <w:rPr>
-          <w:spacing w:val="-13"/>
-          <w:sz w:val="26"/>
-        </w:rPr>
-        <w:t xml:space="preserve"> </w:t>
-      </w:r>
-      <w:r>
-        <w:rPr>
-          <w:sz w:val="26"/>
-        </w:rPr>
-        <w:t>do</w:t>
-      </w:r>
-      <w:r>
-        <w:rPr>
-          <w:spacing w:val="-13"/>
-          <w:sz w:val="26"/>
-        </w:rPr>
-        <w:t xml:space="preserve"> </w:t>
-      </w:r>
-      <w:r>
-        <w:rPr>
-          <w:sz w:val="26"/>
-        </w:rPr>
-        <w:t>giảng</w:t>
-      </w:r>
-      <w:r>
-        <w:rPr>
-          <w:spacing w:val="-13"/>
-          <w:sz w:val="26"/>
-        </w:rPr>
-        <w:t xml:space="preserve"> </w:t>
-      </w:r>
-      <w:r>
-        <w:rPr>
-          <w:sz w:val="26"/>
-        </w:rPr>
-        <w:t>viên</w:t>
-      </w:r>
-      <w:r>
-        <w:rPr>
-          <w:spacing w:val="-13"/>
-          <w:sz w:val="26"/>
-        </w:rPr>
-        <w:t xml:space="preserve"> </w:t>
-      </w:r>
-      <w:r>
-        <w:rPr>
-          <w:sz w:val="26"/>
-        </w:rPr>
-        <w:t>cung cấp trong Host-Only.</w:t>
-      </w:r>
-    </w:p>
-    <w:p>
-      <w:pPr>
-        <w:pStyle w:val="ListParagraph"/>
-        <w:numPr>
-          <w:ilvl w:val="0"/>
-          <w:numId w:val="10"/>
-        </w:numPr>
-        <w:tabs>
-          <w:tab w:val="left" w:pos="899"/>
-        </w:tabs>
-        <w:spacing w:before="0"/>
-        <w:ind w:left="899" w:hanging="451"/>
-        <w:jc w:val="both"/>
-        <w:rPr>
-          <w:sz w:val="26"/>
-        </w:rPr>
-      </w:pPr>
-      <w:r>
-        <w:rPr>
-          <w:sz w:val="26"/>
-        </w:rPr>
-        <w:t>Chạy</w:t>
-      </w:r>
-      <w:r>
-        <w:rPr>
-          <w:spacing w:val="-5"/>
-          <w:sz w:val="26"/>
-        </w:rPr>
-        <w:t xml:space="preserve"> </w:t>
-      </w:r>
-      <w:r>
-        <w:rPr>
-          <w:sz w:val="26"/>
-        </w:rPr>
-        <w:t>-sV</w:t>
-      </w:r>
-      <w:r>
-        <w:rPr>
-          <w:spacing w:val="-2"/>
-          <w:sz w:val="26"/>
-        </w:rPr>
-        <w:t xml:space="preserve"> </w:t>
-      </w:r>
-      <w:r>
-        <w:rPr>
-          <w:sz w:val="26"/>
-        </w:rPr>
-        <w:t>và</w:t>
-      </w:r>
-      <w:r>
-        <w:rPr>
-          <w:spacing w:val="-4"/>
-          <w:sz w:val="26"/>
-        </w:rPr>
-        <w:t xml:space="preserve"> </w:t>
-      </w:r>
-      <w:r>
-        <w:rPr>
-          <w:sz w:val="26"/>
-        </w:rPr>
-        <w:t>lưu</w:t>
-      </w:r>
-      <w:r>
-        <w:rPr>
-          <w:spacing w:val="-4"/>
-          <w:sz w:val="26"/>
-        </w:rPr>
-        <w:t xml:space="preserve"> </w:t>
-      </w:r>
-      <w:r>
-        <w:rPr>
-          <w:sz w:val="26"/>
-        </w:rPr>
-        <w:t>kết</w:t>
-      </w:r>
-      <w:r>
-        <w:rPr>
-          <w:spacing w:val="-4"/>
-          <w:sz w:val="26"/>
-        </w:rPr>
-        <w:t xml:space="preserve"> </w:t>
-      </w:r>
-      <w:r>
-        <w:rPr>
-          <w:sz w:val="26"/>
-        </w:rPr>
-        <w:t>quả</w:t>
-      </w:r>
-      <w:r>
-        <w:rPr>
-          <w:spacing w:val="-5"/>
-          <w:sz w:val="26"/>
-        </w:rPr>
-        <w:t xml:space="preserve"> </w:t>
-      </w:r>
-      <w:r>
-        <w:rPr>
-          <w:spacing w:val="-2"/>
-          <w:sz w:val="26"/>
-        </w:rPr>
-        <w:t>“before”.</w:t>
-      </w:r>
-    </w:p>
-    <w:p>
-      <w:pPr>
-        <w:pStyle w:val="ListParagraph"/>
-        <w:numPr>
-          <w:ilvl w:val="0"/>
-          <w:numId w:val="10"/>
-        </w:numPr>
-        <w:tabs>
-          <w:tab w:val="left" w:pos="899"/>
-        </w:tabs>
-        <w:spacing w:line="360" w:lineRule="auto"/>
-        <w:ind w:left="899" w:right="84" w:hanging="452"/>
-        <w:jc w:val="both"/>
-        <w:rPr>
-          <w:sz w:val="26"/>
-        </w:rPr>
-      </w:pPr>
-      <w:r>
-        <w:rPr>
-          <w:sz w:val="26"/>
-        </w:rPr>
-        <w:t>Thực hiện một thay đổi phòng thủ hợp pháp: tắt dịch vụ test, đóng một rule firewall, hoặc cập nhật cấu hình mạng.</w:t>
-      </w:r>
-    </w:p>
-    <w:p>
-      <w:pPr>
-        <w:pStyle w:val="ListParagraph"/>
-        <w:numPr>
-          <w:ilvl w:val="0"/>
-          <w:numId w:val="10"/>
-        </w:numPr>
-        <w:tabs>
-          <w:tab w:val="left" w:pos="899"/>
-        </w:tabs>
-        <w:spacing w:before="0" w:line="297" w:lineRule="exact"/>
-        <w:ind w:left="899" w:hanging="451"/>
-        <w:jc w:val="both"/>
-        <w:rPr>
-          <w:sz w:val="26"/>
-        </w:rPr>
-      </w:pPr>
-      <w:r>
-        <w:rPr>
-          <w:sz w:val="26"/>
-        </w:rPr>
-        <w:t>Chạy</w:t>
-      </w:r>
-      <w:r>
-        <w:rPr>
-          <w:spacing w:val="-5"/>
-          <w:sz w:val="26"/>
-        </w:rPr>
-        <w:t xml:space="preserve"> </w:t>
-      </w:r>
-      <w:r>
-        <w:rPr>
-          <w:sz w:val="26"/>
-        </w:rPr>
-        <w:t>lại</w:t>
-      </w:r>
-      <w:r>
-        <w:rPr>
-          <w:spacing w:val="-5"/>
-          <w:sz w:val="26"/>
-        </w:rPr>
-        <w:t xml:space="preserve"> </w:t>
-      </w:r>
-      <w:r>
-        <w:rPr>
-          <w:sz w:val="26"/>
-        </w:rPr>
-        <w:t>đúng</w:t>
-      </w:r>
-      <w:r>
-        <w:rPr>
-          <w:spacing w:val="-4"/>
-          <w:sz w:val="26"/>
-        </w:rPr>
-        <w:t xml:space="preserve"> </w:t>
-      </w:r>
-      <w:r>
-        <w:rPr>
-          <w:sz w:val="26"/>
-        </w:rPr>
-        <w:t>cùng</w:t>
-      </w:r>
-      <w:r>
-        <w:rPr>
-          <w:spacing w:val="-5"/>
-          <w:sz w:val="26"/>
-        </w:rPr>
-        <w:t xml:space="preserve"> </w:t>
-      </w:r>
-      <w:r>
-        <w:rPr>
-          <w:sz w:val="26"/>
-        </w:rPr>
-        <w:t>câu</w:t>
-      </w:r>
-      <w:r>
-        <w:rPr>
-          <w:spacing w:val="-2"/>
-          <w:sz w:val="26"/>
-        </w:rPr>
-        <w:t xml:space="preserve"> </w:t>
-      </w:r>
-      <w:r>
-        <w:rPr>
-          <w:sz w:val="26"/>
-        </w:rPr>
-        <w:t>lệnh</w:t>
-      </w:r>
-      <w:r>
-        <w:rPr>
-          <w:spacing w:val="-4"/>
-          <w:sz w:val="26"/>
-        </w:rPr>
-        <w:t xml:space="preserve"> </w:t>
-      </w:r>
-      <w:r>
-        <w:rPr>
-          <w:sz w:val="26"/>
-        </w:rPr>
-        <w:t>và</w:t>
-      </w:r>
-      <w:r>
-        <w:rPr>
-          <w:spacing w:val="-5"/>
-          <w:sz w:val="26"/>
-        </w:rPr>
-        <w:t xml:space="preserve"> </w:t>
-      </w:r>
-      <w:r>
-        <w:rPr>
-          <w:sz w:val="26"/>
-        </w:rPr>
-        <w:t>lưu</w:t>
-      </w:r>
-      <w:r>
-        <w:rPr>
-          <w:spacing w:val="-4"/>
-          <w:sz w:val="26"/>
-        </w:rPr>
-        <w:t xml:space="preserve"> </w:t>
-      </w:r>
-      <w:r>
-        <w:rPr>
-          <w:sz w:val="26"/>
-        </w:rPr>
-        <w:t>kết</w:t>
-      </w:r>
-      <w:r>
-        <w:rPr>
-          <w:spacing w:val="-3"/>
-          <w:sz w:val="26"/>
-        </w:rPr>
-        <w:t xml:space="preserve"> </w:t>
-      </w:r>
-      <w:r>
-        <w:rPr>
-          <w:sz w:val="26"/>
-        </w:rPr>
-        <w:t>quả</w:t>
-      </w:r>
-      <w:r>
-        <w:rPr>
-          <w:spacing w:val="-5"/>
-          <w:sz w:val="26"/>
-        </w:rPr>
-        <w:t xml:space="preserve"> </w:t>
-      </w:r>
-      <w:r>
-        <w:rPr>
-          <w:spacing w:val="-2"/>
-          <w:sz w:val="26"/>
-        </w:rPr>
-        <w:t>“after”.</w:t>
-      </w:r>
-    </w:p>
-    <w:p>
-      <w:pPr>
-        <w:pStyle w:val="ListParagraph"/>
-        <w:numPr>
-          <w:ilvl w:val="0"/>
-          <w:numId w:val="10"/>
-        </w:numPr>
-        <w:tabs>
-          <w:tab w:val="left" w:pos="899"/>
-        </w:tabs>
-        <w:ind w:left="899" w:hanging="451"/>
-        <w:jc w:val="both"/>
-        <w:rPr>
-          <w:sz w:val="26"/>
-        </w:rPr>
-      </w:pPr>
-      <w:r>
-        <w:rPr>
-          <w:sz w:val="26"/>
-        </w:rPr>
-        <w:t>So</w:t>
-      </w:r>
-      <w:r>
-        <w:rPr>
-          <w:spacing w:val="-6"/>
-          <w:sz w:val="26"/>
-        </w:rPr>
-        <w:t xml:space="preserve"> </w:t>
-      </w:r>
-      <w:r>
-        <w:rPr>
-          <w:sz w:val="26"/>
-        </w:rPr>
-        <w:t>sánh</w:t>
-      </w:r>
-      <w:r>
-        <w:rPr>
-          <w:spacing w:val="-5"/>
-          <w:sz w:val="26"/>
-        </w:rPr>
-        <w:t xml:space="preserve"> </w:t>
-      </w:r>
-      <w:r>
-        <w:rPr>
-          <w:sz w:val="26"/>
-        </w:rPr>
-        <w:t>port</w:t>
-      </w:r>
-      <w:r>
-        <w:rPr>
-          <w:spacing w:val="-5"/>
-          <w:sz w:val="26"/>
-        </w:rPr>
-        <w:t xml:space="preserve"> </w:t>
-      </w:r>
-      <w:r>
-        <w:rPr>
-          <w:sz w:val="26"/>
-        </w:rPr>
-        <w:t>state/service</w:t>
-      </w:r>
-      <w:r>
-        <w:rPr>
-          <w:spacing w:val="-6"/>
-          <w:sz w:val="26"/>
-        </w:rPr>
-        <w:t xml:space="preserve"> </w:t>
-      </w:r>
-      <w:r>
-        <w:rPr>
-          <w:sz w:val="26"/>
-        </w:rPr>
-        <w:t>version</w:t>
-      </w:r>
-      <w:r>
-        <w:rPr>
-          <w:spacing w:val="-5"/>
-          <w:sz w:val="26"/>
-        </w:rPr>
-        <w:t xml:space="preserve"> </w:t>
-      </w:r>
-      <w:r>
-        <w:rPr>
-          <w:sz w:val="26"/>
-        </w:rPr>
-        <w:t>và</w:t>
-      </w:r>
-      <w:r>
-        <w:rPr>
-          <w:spacing w:val="-5"/>
-          <w:sz w:val="26"/>
-        </w:rPr>
-        <w:t xml:space="preserve"> </w:t>
-      </w:r>
-      <w:r>
-        <w:rPr>
-          <w:sz w:val="26"/>
-        </w:rPr>
-        <w:t>giải</w:t>
-      </w:r>
-      <w:r>
-        <w:rPr>
-          <w:spacing w:val="-6"/>
-          <w:sz w:val="26"/>
-        </w:rPr>
-        <w:t xml:space="preserve"> </w:t>
-      </w:r>
-      <w:r>
-        <w:rPr>
-          <w:sz w:val="26"/>
-        </w:rPr>
-        <w:t>thích</w:t>
-      </w:r>
-      <w:r>
-        <w:rPr>
-          <w:spacing w:val="-3"/>
-          <w:sz w:val="26"/>
-        </w:rPr>
-        <w:t xml:space="preserve"> </w:t>
-      </w:r>
-      <w:r>
-        <w:rPr>
-          <w:sz w:val="26"/>
-        </w:rPr>
-        <w:t>nguyên</w:t>
-      </w:r>
-      <w:r>
-        <w:rPr>
-          <w:spacing w:val="-6"/>
-          <w:sz w:val="26"/>
-        </w:rPr>
-        <w:t xml:space="preserve"> </w:t>
-      </w:r>
-      <w:r>
-        <w:rPr>
-          <w:sz w:val="26"/>
-        </w:rPr>
-        <w:t>nhân</w:t>
-      </w:r>
-      <w:r>
-        <w:rPr>
-          <w:spacing w:val="-5"/>
-          <w:sz w:val="26"/>
-        </w:rPr>
-        <w:t xml:space="preserve"> </w:t>
-      </w:r>
-      <w:r>
-        <w:rPr>
-          <w:sz w:val="26"/>
-        </w:rPr>
-        <w:t>thay</w:t>
-      </w:r>
-      <w:r>
-        <w:rPr>
-          <w:spacing w:val="-2"/>
-          <w:sz w:val="26"/>
-        </w:rPr>
-        <w:t xml:space="preserve"> </w:t>
-      </w:r>
-      <w:r>
-        <w:rPr>
-          <w:spacing w:val="-4"/>
-          <w:sz w:val="26"/>
-        </w:rPr>
-        <w:t>đổi.</w:t>
-      </w:r>
-    </w:p>
-    <w:p>
-      <w:pPr>
-        <w:pStyle w:val="ListParagraph"/>
-        <w:numPr>
-          <w:ilvl w:val="0"/>
-          <w:numId w:val="10"/>
-        </w:numPr>
-        <w:tabs>
-          <w:tab w:val="left" w:pos="899"/>
-        </w:tabs>
-        <w:ind w:left="899" w:hanging="451"/>
-        <w:jc w:val="both"/>
-        <w:rPr>
-          <w:sz w:val="26"/>
-        </w:rPr>
-      </w:pPr>
-      <w:r>
-        <w:rPr>
-          <w:sz w:val="26"/>
-        </w:rPr>
-        <w:t>Khôi</w:t>
-      </w:r>
-      <w:r>
-        <w:rPr>
-          <w:spacing w:val="-5"/>
-          <w:sz w:val="26"/>
-        </w:rPr>
-        <w:t xml:space="preserve"> </w:t>
-      </w:r>
-      <w:r>
-        <w:rPr>
-          <w:sz w:val="26"/>
-        </w:rPr>
-        <w:t>phục</w:t>
-      </w:r>
-      <w:r>
-        <w:rPr>
-          <w:spacing w:val="-3"/>
-          <w:sz w:val="26"/>
-        </w:rPr>
-        <w:t xml:space="preserve"> </w:t>
-      </w:r>
-      <w:r>
-        <w:rPr>
-          <w:sz w:val="26"/>
-        </w:rPr>
-        <w:t>snapshot</w:t>
-      </w:r>
-      <w:r>
-        <w:rPr>
-          <w:spacing w:val="-5"/>
-          <w:sz w:val="26"/>
-        </w:rPr>
-        <w:t xml:space="preserve"> </w:t>
-      </w:r>
-      <w:r>
-        <w:rPr>
-          <w:sz w:val="26"/>
-        </w:rPr>
-        <w:t>nếu</w:t>
-      </w:r>
-      <w:r>
-        <w:rPr>
-          <w:spacing w:val="-5"/>
-          <w:sz w:val="26"/>
-        </w:rPr>
-        <w:t xml:space="preserve"> </w:t>
-      </w:r>
-      <w:r>
-        <w:rPr>
-          <w:sz w:val="26"/>
-        </w:rPr>
-        <w:t>thay</w:t>
-      </w:r>
-      <w:r>
-        <w:rPr>
-          <w:spacing w:val="-5"/>
-          <w:sz w:val="26"/>
-        </w:rPr>
-        <w:t xml:space="preserve"> </w:t>
-      </w:r>
-      <w:r>
-        <w:rPr>
-          <w:sz w:val="26"/>
-        </w:rPr>
-        <w:t>đổi</w:t>
-      </w:r>
-      <w:r>
-        <w:rPr>
-          <w:spacing w:val="-3"/>
-          <w:sz w:val="26"/>
-        </w:rPr>
-        <w:t xml:space="preserve"> </w:t>
-      </w:r>
-      <w:r>
-        <w:rPr>
-          <w:sz w:val="26"/>
-        </w:rPr>
-        <w:t>làm</w:t>
-      </w:r>
-      <w:r>
-        <w:rPr>
-          <w:spacing w:val="-5"/>
-          <w:sz w:val="26"/>
-        </w:rPr>
-        <w:t xml:space="preserve"> </w:t>
-      </w:r>
-      <w:r>
-        <w:rPr>
-          <w:sz w:val="26"/>
-        </w:rPr>
-        <w:t>hỏng</w:t>
-      </w:r>
-      <w:r>
-        <w:rPr>
-          <w:spacing w:val="-5"/>
-          <w:sz w:val="26"/>
-        </w:rPr>
-        <w:t xml:space="preserve"> </w:t>
-      </w:r>
-      <w:r>
-        <w:rPr>
-          <w:sz w:val="26"/>
-        </w:rPr>
-        <w:t>môi</w:t>
-      </w:r>
-      <w:r>
-        <w:rPr>
-          <w:spacing w:val="-5"/>
-          <w:sz w:val="26"/>
-        </w:rPr>
-        <w:t xml:space="preserve"> </w:t>
-      </w:r>
-      <w:r>
-        <w:rPr>
-          <w:spacing w:val="-2"/>
-          <w:sz w:val="26"/>
-        </w:rPr>
-        <w:t>trường.</w:t>
-      </w:r>
-    </w:p>
-    <w:p>
-      <w:pPr>
-        <w:pStyle w:val="ListParagraph"/>
-        <w:tabs>
-          <w:tab w:val="left" w:pos="899"/>
-        </w:tabs>
-        <w:ind w:left="899" w:firstLine="0"/>
-        <w:jc w:val="center"/>
-        <w:rPr>
-          <w:spacing w:val="-2"/>
-          <w:sz w:val="26"/>
-          <w:lang w:val="vi-VN"/>
-        </w:rPr>
-      </w:pPr>
-    </w:p>
-    <w:p>
-      <w:pPr>
-        <w:pStyle w:val="ListParagraph"/>
-        <w:tabs>
-          <w:tab w:val="left" w:pos="899"/>
-        </w:tabs>
-        <w:ind w:left="899" w:hanging="899"/>
-        <w:jc w:val="center"/>
-        <w:rPr>
-          <w:sz w:val="26"/>
-          <w:lang w:val="vi-VN"/>
-        </w:rPr>
-      </w:pPr>
-      <w:r>
-        <w:rPr>
-          <w:sz w:val="26"/>
-        </w:rPr>
-        <w:drawing>
-          <wp:inline distT="0" distB="0" distL="0" distR="0" wp14:anchorId="6B89FC1E" wp14:editId="57D9D4BC">
-            <wp:extent cx="5410200" cy="4297746"/>
-            <wp:effectExtent l="0" t="0" r="0" b="7620"/>
-            <wp:docPr id="64" name="Picture 64"/>
             <wp:cNvGraphicFramePr>
               <a:graphicFrameLocks xmlns:a="http://schemas.openxmlformats.org/drawingml/2006/main" noChangeAspect="1"/>
             </wp:cNvGraphicFramePr>
@@ -32687,7 +31407,7 @@
                   <pic:spPr>
                     <a:xfrm>
                       <a:off x="0" y="0"/>
-                      <a:ext cx="5419436" cy="4305083"/>
+                      <a:ext cx="6303010" cy="5067935"/>
                     </a:xfrm>
                     <a:prstGeom prst="rect">
                       <a:avLst/>
@@ -32702,6 +31422,1269 @@
     </w:p>
     <w:p>
       <w:pPr>
+        <w:ind w:left="5" w:right="6"/>
+        <w:jc w:val="center"/>
+        <w:rPr>
+          <w:rFonts w:ascii="Arial" w:hAnsi="Arial"/>
+          <w:b/>
+          <w:i/>
+          <w:szCs w:val="28"/>
+          <w:lang w:val="vi-VN"/>
+        </w:rPr>
+      </w:pPr>
+      <w:r>
+        <w:rPr>
+          <w:rFonts w:ascii="Arial" w:hAnsi="Arial"/>
+          <w:b/>
+          <w:i/>
+          <w:szCs w:val="28"/>
+        </w:rPr>
+        <w:t>Ảnh 8. Danh sách các tệp bằng chứng log/output và báo cáo HTML đã được khởi tạo thành công</w:t>
+      </w:r>
+    </w:p>
+    <w:p>
+      <w:pPr>
+        <w:ind w:left="5" w:right="6"/>
+        <w:jc w:val="center"/>
+        <w:rPr>
+          <w:rFonts w:ascii="Arial" w:hAnsi="Arial"/>
+          <w:b/>
+          <w:i/>
+          <w:szCs w:val="28"/>
+          <w:lang w:val="vi-VN"/>
+        </w:rPr>
+      </w:pPr>
+    </w:p>
+    <w:p>
+      <w:pPr>
+        <w:pStyle w:val="Heading3"/>
+        <w:numPr>
+          <w:ilvl w:val="0"/>
+          <w:numId w:val="12"/>
+        </w:numPr>
+        <w:tabs>
+          <w:tab w:val="left" w:pos="507"/>
+        </w:tabs>
+        <w:spacing w:before="24"/>
+        <w:ind w:left="507" w:hanging="420"/>
+        <w:rPr>
+          <w:color w:val="17365D"/>
+        </w:rPr>
+      </w:pPr>
+      <w:bookmarkStart w:id="33" w:name="_TOC_250008"/>
+      <w:r>
+        <w:rPr>
+          <w:color w:val="17365D"/>
+        </w:rPr>
+        <w:t>Tình</w:t>
+      </w:r>
+      <w:r>
+        <w:rPr>
+          <w:color w:val="17365D"/>
+          <w:spacing w:val="-4"/>
+        </w:rPr>
+        <w:t xml:space="preserve"> </w:t>
+      </w:r>
+      <w:r>
+        <w:rPr>
+          <w:color w:val="17365D"/>
+        </w:rPr>
+        <w:t>huống</w:t>
+      </w:r>
+      <w:r>
+        <w:rPr>
+          <w:color w:val="17365D"/>
+          <w:spacing w:val="-3"/>
+        </w:rPr>
+        <w:t xml:space="preserve"> </w:t>
+      </w:r>
+      <w:r>
+        <w:rPr>
+          <w:color w:val="17365D"/>
+        </w:rPr>
+        <w:t>-</w:t>
+      </w:r>
+      <w:r>
+        <w:rPr>
+          <w:color w:val="17365D"/>
+          <w:spacing w:val="-4"/>
+        </w:rPr>
+        <w:t xml:space="preserve"> </w:t>
+      </w:r>
+      <w:r>
+        <w:rPr>
+          <w:color w:val="17365D"/>
+        </w:rPr>
+        <w:t>Trước</w:t>
+      </w:r>
+      <w:r>
+        <w:rPr>
+          <w:color w:val="17365D"/>
+          <w:spacing w:val="-3"/>
+        </w:rPr>
+        <w:t xml:space="preserve"> </w:t>
+      </w:r>
+      <w:r>
+        <w:rPr>
+          <w:color w:val="17365D"/>
+        </w:rPr>
+        <w:t>và</w:t>
+      </w:r>
+      <w:r>
+        <w:rPr>
+          <w:color w:val="17365D"/>
+          <w:spacing w:val="-2"/>
+        </w:rPr>
+        <w:t xml:space="preserve"> </w:t>
+      </w:r>
+      <w:r>
+        <w:rPr>
+          <w:color w:val="17365D"/>
+        </w:rPr>
+        <w:t>sau</w:t>
+      </w:r>
+      <w:r>
+        <w:rPr>
+          <w:color w:val="17365D"/>
+          <w:spacing w:val="-3"/>
+        </w:rPr>
+        <w:t xml:space="preserve"> </w:t>
+      </w:r>
+      <w:r>
+        <w:rPr>
+          <w:color w:val="17365D"/>
+        </w:rPr>
+        <w:t>khi</w:t>
+      </w:r>
+      <w:bookmarkEnd w:id="33"/>
+      <w:r>
+        <w:rPr>
+          <w:color w:val="17365D"/>
+          <w:spacing w:val="-2"/>
+        </w:rPr>
+        <w:t xml:space="preserve"> hardening</w:t>
+      </w:r>
+    </w:p>
+    <w:p>
+      <w:pPr>
+        <w:pStyle w:val="ListParagraph"/>
+        <w:numPr>
+          <w:ilvl w:val="0"/>
+          <w:numId w:val="5"/>
+        </w:numPr>
+        <w:tabs>
+          <w:tab w:val="left" w:pos="446"/>
+          <w:tab w:val="left" w:pos="448"/>
+        </w:tabs>
+        <w:spacing w:before="128" w:line="360" w:lineRule="auto"/>
+        <w:ind w:right="83"/>
+        <w:jc w:val="both"/>
+        <w:rPr>
+          <w:sz w:val="26"/>
+        </w:rPr>
+      </w:pPr>
+      <w:r>
+        <w:rPr>
+          <w:b/>
+          <w:sz w:val="26"/>
+        </w:rPr>
+        <w:t>Bối</w:t>
+      </w:r>
+      <w:r>
+        <w:rPr>
+          <w:b/>
+          <w:spacing w:val="-5"/>
+          <w:sz w:val="26"/>
+        </w:rPr>
+        <w:t xml:space="preserve"> </w:t>
+      </w:r>
+      <w:r>
+        <w:rPr>
+          <w:b/>
+          <w:sz w:val="26"/>
+        </w:rPr>
+        <w:t>cảnh</w:t>
+      </w:r>
+      <w:r>
+        <w:rPr>
+          <w:sz w:val="26"/>
+        </w:rPr>
+        <w:t>:</w:t>
+      </w:r>
+      <w:r>
+        <w:rPr>
+          <w:spacing w:val="-3"/>
+          <w:sz w:val="26"/>
+        </w:rPr>
+        <w:t xml:space="preserve"> </w:t>
+      </w:r>
+      <w:r>
+        <w:rPr>
+          <w:sz w:val="26"/>
+        </w:rPr>
+        <w:t>Sau</w:t>
+      </w:r>
+      <w:r>
+        <w:rPr>
+          <w:spacing w:val="-3"/>
+          <w:sz w:val="26"/>
+        </w:rPr>
+        <w:t xml:space="preserve"> </w:t>
+      </w:r>
+      <w:r>
+        <w:rPr>
+          <w:sz w:val="26"/>
+        </w:rPr>
+        <w:t>vòng</w:t>
+      </w:r>
+      <w:r>
+        <w:rPr>
+          <w:spacing w:val="-3"/>
+          <w:sz w:val="26"/>
+        </w:rPr>
+        <w:t xml:space="preserve"> </w:t>
+      </w:r>
+      <w:r>
+        <w:rPr>
+          <w:sz w:val="26"/>
+        </w:rPr>
+        <w:t>rà</w:t>
+      </w:r>
+      <w:r>
+        <w:rPr>
+          <w:spacing w:val="-3"/>
+          <w:sz w:val="26"/>
+        </w:rPr>
+        <w:t xml:space="preserve"> </w:t>
+      </w:r>
+      <w:r>
+        <w:rPr>
+          <w:sz w:val="26"/>
+        </w:rPr>
+        <w:t>soát</w:t>
+      </w:r>
+      <w:r>
+        <w:rPr>
+          <w:spacing w:val="-5"/>
+          <w:sz w:val="26"/>
+        </w:rPr>
+        <w:t xml:space="preserve"> </w:t>
+      </w:r>
+      <w:r>
+        <w:rPr>
+          <w:sz w:val="26"/>
+        </w:rPr>
+        <w:t>đầu</w:t>
+      </w:r>
+      <w:r>
+        <w:rPr>
+          <w:spacing w:val="-3"/>
+          <w:sz w:val="26"/>
+        </w:rPr>
+        <w:t xml:space="preserve"> </w:t>
+      </w:r>
+      <w:r>
+        <w:rPr>
+          <w:sz w:val="26"/>
+        </w:rPr>
+        <w:t>tiên,</w:t>
+      </w:r>
+      <w:r>
+        <w:rPr>
+          <w:spacing w:val="-3"/>
+          <w:sz w:val="26"/>
+        </w:rPr>
+        <w:t xml:space="preserve"> </w:t>
+      </w:r>
+      <w:r>
+        <w:rPr>
+          <w:sz w:val="26"/>
+        </w:rPr>
+        <w:t>quản</w:t>
+      </w:r>
+      <w:r>
+        <w:rPr>
+          <w:spacing w:val="-5"/>
+          <w:sz w:val="26"/>
+        </w:rPr>
+        <w:t xml:space="preserve"> </w:t>
+      </w:r>
+      <w:r>
+        <w:rPr>
+          <w:sz w:val="26"/>
+        </w:rPr>
+        <w:t>trị</w:t>
+      </w:r>
+      <w:r>
+        <w:rPr>
+          <w:spacing w:val="-3"/>
+          <w:sz w:val="26"/>
+        </w:rPr>
+        <w:t xml:space="preserve"> </w:t>
+      </w:r>
+      <w:r>
+        <w:rPr>
+          <w:sz w:val="26"/>
+        </w:rPr>
+        <w:t>viên</w:t>
+      </w:r>
+      <w:r>
+        <w:rPr>
+          <w:spacing w:val="-5"/>
+          <w:sz w:val="26"/>
+        </w:rPr>
+        <w:t xml:space="preserve"> </w:t>
+      </w:r>
+      <w:r>
+        <w:rPr>
+          <w:sz w:val="26"/>
+        </w:rPr>
+        <w:t>tắt</w:t>
+      </w:r>
+      <w:r>
+        <w:rPr>
+          <w:spacing w:val="-3"/>
+          <w:sz w:val="26"/>
+        </w:rPr>
+        <w:t xml:space="preserve"> </w:t>
+      </w:r>
+      <w:r>
+        <w:rPr>
+          <w:sz w:val="26"/>
+        </w:rPr>
+        <w:t>một</w:t>
+      </w:r>
+      <w:r>
+        <w:rPr>
+          <w:spacing w:val="-3"/>
+          <w:sz w:val="26"/>
+        </w:rPr>
+        <w:t xml:space="preserve"> </w:t>
+      </w:r>
+      <w:r>
+        <w:rPr>
+          <w:sz w:val="26"/>
+        </w:rPr>
+        <w:t>dịch</w:t>
+      </w:r>
+      <w:r>
+        <w:rPr>
+          <w:spacing w:val="-3"/>
+          <w:sz w:val="26"/>
+        </w:rPr>
+        <w:t xml:space="preserve"> </w:t>
+      </w:r>
+      <w:r>
+        <w:rPr>
+          <w:sz w:val="26"/>
+        </w:rPr>
+        <w:t>vụ</w:t>
+      </w:r>
+      <w:r>
+        <w:rPr>
+          <w:spacing w:val="-3"/>
+          <w:sz w:val="26"/>
+        </w:rPr>
+        <w:t xml:space="preserve"> </w:t>
+      </w:r>
+      <w:r>
+        <w:rPr>
+          <w:sz w:val="26"/>
+        </w:rPr>
+        <w:t>không</w:t>
+      </w:r>
+      <w:r>
+        <w:rPr>
+          <w:spacing w:val="-5"/>
+          <w:sz w:val="26"/>
+        </w:rPr>
+        <w:t xml:space="preserve"> </w:t>
+      </w:r>
+      <w:r>
+        <w:rPr>
+          <w:sz w:val="26"/>
+        </w:rPr>
+        <w:t>cần</w:t>
+      </w:r>
+      <w:r>
+        <w:rPr>
+          <w:spacing w:val="-3"/>
+          <w:sz w:val="26"/>
+        </w:rPr>
+        <w:t xml:space="preserve"> </w:t>
+      </w:r>
+      <w:r>
+        <w:rPr>
+          <w:sz w:val="26"/>
+        </w:rPr>
+        <w:t>thiết</w:t>
+      </w:r>
+      <w:r>
+        <w:rPr>
+          <w:spacing w:val="-3"/>
+          <w:sz w:val="26"/>
+        </w:rPr>
+        <w:t xml:space="preserve"> </w:t>
+      </w:r>
+      <w:r>
+        <w:rPr>
+          <w:sz w:val="26"/>
+        </w:rPr>
+        <w:t>hoặc</w:t>
+      </w:r>
+      <w:r>
+        <w:rPr>
+          <w:spacing w:val="-3"/>
+          <w:sz w:val="26"/>
+        </w:rPr>
+        <w:t xml:space="preserve"> </w:t>
+      </w:r>
+      <w:r>
+        <w:rPr>
+          <w:sz w:val="26"/>
+        </w:rPr>
+        <w:t>bật firewall trên Windows VM. Nhiệm vụ của anh/chị là chứng minh thay đổi bằng hai bản quét trước/sau, không chỉ mô tả bằng lời.</w:t>
+      </w:r>
+    </w:p>
+    <w:p>
+      <w:pPr>
+        <w:pStyle w:val="ListParagraph"/>
+        <w:numPr>
+          <w:ilvl w:val="0"/>
+          <w:numId w:val="10"/>
+        </w:numPr>
+        <w:tabs>
+          <w:tab w:val="left" w:pos="899"/>
+        </w:tabs>
+        <w:spacing w:before="0" w:line="360" w:lineRule="auto"/>
+        <w:ind w:left="899" w:right="84" w:hanging="452"/>
+        <w:jc w:val="both"/>
+        <w:rPr>
+          <w:sz w:val="26"/>
+        </w:rPr>
+      </w:pPr>
+      <w:r>
+        <w:rPr>
+          <w:sz w:val="26"/>
+        </w:rPr>
+        <w:t>Chọn</w:t>
+      </w:r>
+      <w:r>
+        <w:rPr>
+          <w:spacing w:val="-13"/>
+          <w:sz w:val="26"/>
+        </w:rPr>
+        <w:t xml:space="preserve"> </w:t>
+      </w:r>
+      <w:r>
+        <w:rPr>
+          <w:sz w:val="26"/>
+        </w:rPr>
+        <w:t>một</w:t>
+      </w:r>
+      <w:r>
+        <w:rPr>
+          <w:spacing w:val="-13"/>
+          <w:sz w:val="26"/>
+        </w:rPr>
+        <w:t xml:space="preserve"> </w:t>
+      </w:r>
+      <w:r>
+        <w:rPr>
+          <w:sz w:val="26"/>
+        </w:rPr>
+        <w:t>máy</w:t>
+      </w:r>
+      <w:r>
+        <w:rPr>
+          <w:spacing w:val="-13"/>
+          <w:sz w:val="26"/>
+        </w:rPr>
+        <w:t xml:space="preserve"> </w:t>
+      </w:r>
+      <w:r>
+        <w:rPr>
+          <w:sz w:val="26"/>
+        </w:rPr>
+        <w:t>Windows</w:t>
+      </w:r>
+      <w:r>
+        <w:rPr>
+          <w:spacing w:val="-13"/>
+          <w:sz w:val="26"/>
+        </w:rPr>
+        <w:t xml:space="preserve"> </w:t>
+      </w:r>
+      <w:r>
+        <w:rPr>
+          <w:sz w:val="26"/>
+        </w:rPr>
+        <w:t>VM</w:t>
+      </w:r>
+      <w:r>
+        <w:rPr>
+          <w:spacing w:val="-13"/>
+          <w:sz w:val="26"/>
+        </w:rPr>
+        <w:t xml:space="preserve"> </w:t>
+      </w:r>
+      <w:r>
+        <w:rPr>
+          <w:sz w:val="26"/>
+        </w:rPr>
+        <w:t>của</w:t>
+      </w:r>
+      <w:r>
+        <w:rPr>
+          <w:spacing w:val="-13"/>
+          <w:sz w:val="26"/>
+        </w:rPr>
+        <w:t xml:space="preserve"> </w:t>
+      </w:r>
+      <w:r>
+        <w:rPr>
+          <w:sz w:val="26"/>
+        </w:rPr>
+        <w:t>chính</w:t>
+      </w:r>
+      <w:r>
+        <w:rPr>
+          <w:spacing w:val="-13"/>
+          <w:sz w:val="26"/>
+        </w:rPr>
+        <w:t xml:space="preserve"> </w:t>
+      </w:r>
+      <w:r>
+        <w:rPr>
+          <w:sz w:val="26"/>
+        </w:rPr>
+        <w:t>mình</w:t>
+      </w:r>
+      <w:r>
+        <w:rPr>
+          <w:spacing w:val="-11"/>
+          <w:sz w:val="26"/>
+        </w:rPr>
+        <w:t xml:space="preserve"> </w:t>
+      </w:r>
+      <w:r>
+        <w:rPr>
+          <w:sz w:val="26"/>
+        </w:rPr>
+        <w:t>hoặc</w:t>
+      </w:r>
+      <w:r>
+        <w:rPr>
+          <w:spacing w:val="-13"/>
+          <w:sz w:val="26"/>
+        </w:rPr>
+        <w:t xml:space="preserve"> </w:t>
+      </w:r>
+      <w:r>
+        <w:rPr>
+          <w:sz w:val="26"/>
+        </w:rPr>
+        <w:t>một</w:t>
+      </w:r>
+      <w:r>
+        <w:rPr>
+          <w:spacing w:val="-13"/>
+          <w:sz w:val="26"/>
+        </w:rPr>
+        <w:t xml:space="preserve"> </w:t>
+      </w:r>
+      <w:r>
+        <w:rPr>
+          <w:sz w:val="26"/>
+        </w:rPr>
+        <w:t>dịch</w:t>
+      </w:r>
+      <w:r>
+        <w:rPr>
+          <w:spacing w:val="-11"/>
+          <w:sz w:val="26"/>
+        </w:rPr>
+        <w:t xml:space="preserve"> </w:t>
+      </w:r>
+      <w:r>
+        <w:rPr>
+          <w:sz w:val="26"/>
+        </w:rPr>
+        <w:t>vụ</w:t>
+      </w:r>
+      <w:r>
+        <w:rPr>
+          <w:spacing w:val="-13"/>
+          <w:sz w:val="26"/>
+        </w:rPr>
+        <w:t xml:space="preserve"> </w:t>
+      </w:r>
+      <w:r>
+        <w:rPr>
+          <w:sz w:val="26"/>
+        </w:rPr>
+        <w:t>test</w:t>
+      </w:r>
+      <w:r>
+        <w:rPr>
+          <w:spacing w:val="-13"/>
+          <w:sz w:val="26"/>
+        </w:rPr>
+        <w:t xml:space="preserve"> </w:t>
+      </w:r>
+      <w:r>
+        <w:rPr>
+          <w:sz w:val="26"/>
+        </w:rPr>
+        <w:t>do</w:t>
+      </w:r>
+      <w:r>
+        <w:rPr>
+          <w:spacing w:val="-13"/>
+          <w:sz w:val="26"/>
+        </w:rPr>
+        <w:t xml:space="preserve"> </w:t>
+      </w:r>
+      <w:r>
+        <w:rPr>
+          <w:sz w:val="26"/>
+        </w:rPr>
+        <w:t>giảng</w:t>
+      </w:r>
+      <w:r>
+        <w:rPr>
+          <w:spacing w:val="-13"/>
+          <w:sz w:val="26"/>
+        </w:rPr>
+        <w:t xml:space="preserve"> </w:t>
+      </w:r>
+      <w:r>
+        <w:rPr>
+          <w:sz w:val="26"/>
+        </w:rPr>
+        <w:t>viên</w:t>
+      </w:r>
+      <w:r>
+        <w:rPr>
+          <w:spacing w:val="-13"/>
+          <w:sz w:val="26"/>
+        </w:rPr>
+        <w:t xml:space="preserve"> </w:t>
+      </w:r>
+      <w:r>
+        <w:rPr>
+          <w:sz w:val="26"/>
+        </w:rPr>
+        <w:t>cung cấp trong Host-Only.</w:t>
+      </w:r>
+    </w:p>
+    <w:p>
+      <w:pPr>
+        <w:pStyle w:val="ListParagraph"/>
+        <w:numPr>
+          <w:ilvl w:val="0"/>
+          <w:numId w:val="10"/>
+        </w:numPr>
+        <w:tabs>
+          <w:tab w:val="left" w:pos="899"/>
+        </w:tabs>
+        <w:spacing w:before="0"/>
+        <w:ind w:left="899" w:hanging="451"/>
+        <w:jc w:val="both"/>
+        <w:rPr>
+          <w:sz w:val="26"/>
+        </w:rPr>
+      </w:pPr>
+      <w:r>
+        <w:rPr>
+          <w:sz w:val="26"/>
+        </w:rPr>
+        <w:t>Chạy</w:t>
+      </w:r>
+      <w:r>
+        <w:rPr>
+          <w:spacing w:val="-5"/>
+          <w:sz w:val="26"/>
+        </w:rPr>
+        <w:t xml:space="preserve"> </w:t>
+      </w:r>
+      <w:r>
+        <w:rPr>
+          <w:sz w:val="26"/>
+        </w:rPr>
+        <w:t>-sV</w:t>
+      </w:r>
+      <w:r>
+        <w:rPr>
+          <w:spacing w:val="-2"/>
+          <w:sz w:val="26"/>
+        </w:rPr>
+        <w:t xml:space="preserve"> </w:t>
+      </w:r>
+      <w:r>
+        <w:rPr>
+          <w:sz w:val="26"/>
+        </w:rPr>
+        <w:t>và</w:t>
+      </w:r>
+      <w:r>
+        <w:rPr>
+          <w:spacing w:val="-4"/>
+          <w:sz w:val="26"/>
+        </w:rPr>
+        <w:t xml:space="preserve"> </w:t>
+      </w:r>
+      <w:r>
+        <w:rPr>
+          <w:sz w:val="26"/>
+        </w:rPr>
+        <w:t>lưu</w:t>
+      </w:r>
+      <w:r>
+        <w:rPr>
+          <w:spacing w:val="-4"/>
+          <w:sz w:val="26"/>
+        </w:rPr>
+        <w:t xml:space="preserve"> </w:t>
+      </w:r>
+      <w:r>
+        <w:rPr>
+          <w:sz w:val="26"/>
+        </w:rPr>
+        <w:t>kết</w:t>
+      </w:r>
+      <w:r>
+        <w:rPr>
+          <w:spacing w:val="-4"/>
+          <w:sz w:val="26"/>
+        </w:rPr>
+        <w:t xml:space="preserve"> </w:t>
+      </w:r>
+      <w:r>
+        <w:rPr>
+          <w:sz w:val="26"/>
+        </w:rPr>
+        <w:t>quả</w:t>
+      </w:r>
+      <w:r>
+        <w:rPr>
+          <w:spacing w:val="-5"/>
+          <w:sz w:val="26"/>
+        </w:rPr>
+        <w:t xml:space="preserve"> </w:t>
+      </w:r>
+      <w:r>
+        <w:rPr>
+          <w:spacing w:val="-2"/>
+          <w:sz w:val="26"/>
+        </w:rPr>
+        <w:t>“before”.</w:t>
+      </w:r>
+    </w:p>
+    <w:p>
+      <w:pPr>
+        <w:pStyle w:val="ListParagraph"/>
+        <w:numPr>
+          <w:ilvl w:val="0"/>
+          <w:numId w:val="10"/>
+        </w:numPr>
+        <w:tabs>
+          <w:tab w:val="left" w:pos="899"/>
+        </w:tabs>
+        <w:spacing w:line="360" w:lineRule="auto"/>
+        <w:ind w:left="899" w:right="84" w:hanging="452"/>
+        <w:jc w:val="both"/>
+        <w:rPr>
+          <w:sz w:val="26"/>
+        </w:rPr>
+      </w:pPr>
+      <w:r>
+        <w:rPr>
+          <w:sz w:val="26"/>
+        </w:rPr>
+        <w:t>Thực hiện một thay đổi phòng thủ hợp pháp: tắt dịch vụ test, đóng một rule firewall, hoặc cập nhật cấu hình mạng.</w:t>
+      </w:r>
+    </w:p>
+    <w:p>
+      <w:pPr>
+        <w:pStyle w:val="ListParagraph"/>
+        <w:numPr>
+          <w:ilvl w:val="0"/>
+          <w:numId w:val="10"/>
+        </w:numPr>
+        <w:tabs>
+          <w:tab w:val="left" w:pos="899"/>
+        </w:tabs>
+        <w:spacing w:before="0" w:line="297" w:lineRule="exact"/>
+        <w:ind w:left="899" w:hanging="451"/>
+        <w:jc w:val="both"/>
+        <w:rPr>
+          <w:sz w:val="26"/>
+        </w:rPr>
+      </w:pPr>
+      <w:r>
+        <w:rPr>
+          <w:sz w:val="26"/>
+        </w:rPr>
+        <w:t>Chạy</w:t>
+      </w:r>
+      <w:r>
+        <w:rPr>
+          <w:spacing w:val="-5"/>
+          <w:sz w:val="26"/>
+        </w:rPr>
+        <w:t xml:space="preserve"> </w:t>
+      </w:r>
+      <w:r>
+        <w:rPr>
+          <w:sz w:val="26"/>
+        </w:rPr>
+        <w:t>lại</w:t>
+      </w:r>
+      <w:r>
+        <w:rPr>
+          <w:spacing w:val="-5"/>
+          <w:sz w:val="26"/>
+        </w:rPr>
+        <w:t xml:space="preserve"> </w:t>
+      </w:r>
+      <w:r>
+        <w:rPr>
+          <w:sz w:val="26"/>
+        </w:rPr>
+        <w:t>đúng</w:t>
+      </w:r>
+      <w:r>
+        <w:rPr>
+          <w:spacing w:val="-4"/>
+          <w:sz w:val="26"/>
+        </w:rPr>
+        <w:t xml:space="preserve"> </w:t>
+      </w:r>
+      <w:r>
+        <w:rPr>
+          <w:sz w:val="26"/>
+        </w:rPr>
+        <w:t>cùng</w:t>
+      </w:r>
+      <w:r>
+        <w:rPr>
+          <w:spacing w:val="-5"/>
+          <w:sz w:val="26"/>
+        </w:rPr>
+        <w:t xml:space="preserve"> </w:t>
+      </w:r>
+      <w:r>
+        <w:rPr>
+          <w:sz w:val="26"/>
+        </w:rPr>
+        <w:t>câu</w:t>
+      </w:r>
+      <w:r>
+        <w:rPr>
+          <w:spacing w:val="-2"/>
+          <w:sz w:val="26"/>
+        </w:rPr>
+        <w:t xml:space="preserve"> </w:t>
+      </w:r>
+      <w:r>
+        <w:rPr>
+          <w:sz w:val="26"/>
+        </w:rPr>
+        <w:t>lệnh</w:t>
+      </w:r>
+      <w:r>
+        <w:rPr>
+          <w:spacing w:val="-4"/>
+          <w:sz w:val="26"/>
+        </w:rPr>
+        <w:t xml:space="preserve"> </w:t>
+      </w:r>
+      <w:r>
+        <w:rPr>
+          <w:sz w:val="26"/>
+        </w:rPr>
+        <w:t>và</w:t>
+      </w:r>
+      <w:r>
+        <w:rPr>
+          <w:spacing w:val="-5"/>
+          <w:sz w:val="26"/>
+        </w:rPr>
+        <w:t xml:space="preserve"> </w:t>
+      </w:r>
+      <w:r>
+        <w:rPr>
+          <w:sz w:val="26"/>
+        </w:rPr>
+        <w:t>lưu</w:t>
+      </w:r>
+      <w:r>
+        <w:rPr>
+          <w:spacing w:val="-4"/>
+          <w:sz w:val="26"/>
+        </w:rPr>
+        <w:t xml:space="preserve"> </w:t>
+      </w:r>
+      <w:r>
+        <w:rPr>
+          <w:sz w:val="26"/>
+        </w:rPr>
+        <w:t>kết</w:t>
+      </w:r>
+      <w:r>
+        <w:rPr>
+          <w:spacing w:val="-3"/>
+          <w:sz w:val="26"/>
+        </w:rPr>
+        <w:t xml:space="preserve"> </w:t>
+      </w:r>
+      <w:r>
+        <w:rPr>
+          <w:sz w:val="26"/>
+        </w:rPr>
+        <w:t>quả</w:t>
+      </w:r>
+      <w:r>
+        <w:rPr>
+          <w:spacing w:val="-5"/>
+          <w:sz w:val="26"/>
+        </w:rPr>
+        <w:t xml:space="preserve"> </w:t>
+      </w:r>
+      <w:r>
+        <w:rPr>
+          <w:spacing w:val="-2"/>
+          <w:sz w:val="26"/>
+        </w:rPr>
+        <w:t>“after”.</w:t>
+      </w:r>
+    </w:p>
+    <w:p>
+      <w:pPr>
+        <w:pStyle w:val="ListParagraph"/>
+        <w:numPr>
+          <w:ilvl w:val="0"/>
+          <w:numId w:val="10"/>
+        </w:numPr>
+        <w:tabs>
+          <w:tab w:val="left" w:pos="899"/>
+        </w:tabs>
+        <w:ind w:left="899" w:hanging="451"/>
+        <w:jc w:val="both"/>
+        <w:rPr>
+          <w:sz w:val="26"/>
+        </w:rPr>
+      </w:pPr>
+      <w:r>
+        <w:rPr>
+          <w:sz w:val="26"/>
+        </w:rPr>
+        <w:t>So</w:t>
+      </w:r>
+      <w:r>
+        <w:rPr>
+          <w:spacing w:val="-6"/>
+          <w:sz w:val="26"/>
+        </w:rPr>
+        <w:t xml:space="preserve"> </w:t>
+      </w:r>
+      <w:r>
+        <w:rPr>
+          <w:sz w:val="26"/>
+        </w:rPr>
+        <w:t>sánh</w:t>
+      </w:r>
+      <w:r>
+        <w:rPr>
+          <w:spacing w:val="-5"/>
+          <w:sz w:val="26"/>
+        </w:rPr>
+        <w:t xml:space="preserve"> </w:t>
+      </w:r>
+      <w:r>
+        <w:rPr>
+          <w:sz w:val="26"/>
+        </w:rPr>
+        <w:t>port</w:t>
+      </w:r>
+      <w:r>
+        <w:rPr>
+          <w:spacing w:val="-5"/>
+          <w:sz w:val="26"/>
+        </w:rPr>
+        <w:t xml:space="preserve"> </w:t>
+      </w:r>
+      <w:r>
+        <w:rPr>
+          <w:sz w:val="26"/>
+        </w:rPr>
+        <w:t>state/service</w:t>
+      </w:r>
+      <w:r>
+        <w:rPr>
+          <w:spacing w:val="-6"/>
+          <w:sz w:val="26"/>
+        </w:rPr>
+        <w:t xml:space="preserve"> </w:t>
+      </w:r>
+      <w:r>
+        <w:rPr>
+          <w:sz w:val="26"/>
+        </w:rPr>
+        <w:t>version</w:t>
+      </w:r>
+      <w:r>
+        <w:rPr>
+          <w:spacing w:val="-5"/>
+          <w:sz w:val="26"/>
+        </w:rPr>
+        <w:t xml:space="preserve"> </w:t>
+      </w:r>
+      <w:r>
+        <w:rPr>
+          <w:sz w:val="26"/>
+        </w:rPr>
+        <w:t>và</w:t>
+      </w:r>
+      <w:r>
+        <w:rPr>
+          <w:spacing w:val="-5"/>
+          <w:sz w:val="26"/>
+        </w:rPr>
+        <w:t xml:space="preserve"> </w:t>
+      </w:r>
+      <w:r>
+        <w:rPr>
+          <w:sz w:val="26"/>
+        </w:rPr>
+        <w:t>giải</w:t>
+      </w:r>
+      <w:r>
+        <w:rPr>
+          <w:spacing w:val="-6"/>
+          <w:sz w:val="26"/>
+        </w:rPr>
+        <w:t xml:space="preserve"> </w:t>
+      </w:r>
+      <w:r>
+        <w:rPr>
+          <w:sz w:val="26"/>
+        </w:rPr>
+        <w:t>thích</w:t>
+      </w:r>
+      <w:r>
+        <w:rPr>
+          <w:spacing w:val="-3"/>
+          <w:sz w:val="26"/>
+        </w:rPr>
+        <w:t xml:space="preserve"> </w:t>
+      </w:r>
+      <w:r>
+        <w:rPr>
+          <w:sz w:val="26"/>
+        </w:rPr>
+        <w:t>nguyên</w:t>
+      </w:r>
+      <w:r>
+        <w:rPr>
+          <w:spacing w:val="-6"/>
+          <w:sz w:val="26"/>
+        </w:rPr>
+        <w:t xml:space="preserve"> </w:t>
+      </w:r>
+      <w:r>
+        <w:rPr>
+          <w:sz w:val="26"/>
+        </w:rPr>
+        <w:t>nhân</w:t>
+      </w:r>
+      <w:r>
+        <w:rPr>
+          <w:spacing w:val="-5"/>
+          <w:sz w:val="26"/>
+        </w:rPr>
+        <w:t xml:space="preserve"> </w:t>
+      </w:r>
+      <w:r>
+        <w:rPr>
+          <w:sz w:val="26"/>
+        </w:rPr>
+        <w:t>thay</w:t>
+      </w:r>
+      <w:r>
+        <w:rPr>
+          <w:spacing w:val="-2"/>
+          <w:sz w:val="26"/>
+        </w:rPr>
+        <w:t xml:space="preserve"> </w:t>
+      </w:r>
+      <w:r>
+        <w:rPr>
+          <w:spacing w:val="-4"/>
+          <w:sz w:val="26"/>
+        </w:rPr>
+        <w:t>đổi.</w:t>
+      </w:r>
+    </w:p>
+    <w:p>
+      <w:pPr>
+        <w:pStyle w:val="ListParagraph"/>
+        <w:numPr>
+          <w:ilvl w:val="0"/>
+          <w:numId w:val="10"/>
+        </w:numPr>
+        <w:tabs>
+          <w:tab w:val="left" w:pos="899"/>
+        </w:tabs>
+        <w:ind w:left="899" w:hanging="451"/>
+        <w:jc w:val="both"/>
+        <w:rPr>
+          <w:sz w:val="26"/>
+        </w:rPr>
+      </w:pPr>
+      <w:r>
+        <w:rPr>
+          <w:sz w:val="26"/>
+        </w:rPr>
+        <w:t>Khôi</w:t>
+      </w:r>
+      <w:r>
+        <w:rPr>
+          <w:spacing w:val="-5"/>
+          <w:sz w:val="26"/>
+        </w:rPr>
+        <w:t xml:space="preserve"> </w:t>
+      </w:r>
+      <w:r>
+        <w:rPr>
+          <w:sz w:val="26"/>
+        </w:rPr>
+        <w:t>phục</w:t>
+      </w:r>
+      <w:r>
+        <w:rPr>
+          <w:spacing w:val="-3"/>
+          <w:sz w:val="26"/>
+        </w:rPr>
+        <w:t xml:space="preserve"> </w:t>
+      </w:r>
+      <w:r>
+        <w:rPr>
+          <w:sz w:val="26"/>
+        </w:rPr>
+        <w:t>snapshot</w:t>
+      </w:r>
+      <w:r>
+        <w:rPr>
+          <w:spacing w:val="-5"/>
+          <w:sz w:val="26"/>
+        </w:rPr>
+        <w:t xml:space="preserve"> </w:t>
+      </w:r>
+      <w:r>
+        <w:rPr>
+          <w:sz w:val="26"/>
+        </w:rPr>
+        <w:t>nếu</w:t>
+      </w:r>
+      <w:r>
+        <w:rPr>
+          <w:spacing w:val="-5"/>
+          <w:sz w:val="26"/>
+        </w:rPr>
+        <w:t xml:space="preserve"> </w:t>
+      </w:r>
+      <w:r>
+        <w:rPr>
+          <w:sz w:val="26"/>
+        </w:rPr>
+        <w:t>thay</w:t>
+      </w:r>
+      <w:r>
+        <w:rPr>
+          <w:spacing w:val="-5"/>
+          <w:sz w:val="26"/>
+        </w:rPr>
+        <w:t xml:space="preserve"> </w:t>
+      </w:r>
+      <w:r>
+        <w:rPr>
+          <w:sz w:val="26"/>
+        </w:rPr>
+        <w:t>đổi</w:t>
+      </w:r>
+      <w:r>
+        <w:rPr>
+          <w:spacing w:val="-3"/>
+          <w:sz w:val="26"/>
+        </w:rPr>
+        <w:t xml:space="preserve"> </w:t>
+      </w:r>
+      <w:r>
+        <w:rPr>
+          <w:sz w:val="26"/>
+        </w:rPr>
+        <w:t>làm</w:t>
+      </w:r>
+      <w:r>
+        <w:rPr>
+          <w:spacing w:val="-5"/>
+          <w:sz w:val="26"/>
+        </w:rPr>
+        <w:t xml:space="preserve"> </w:t>
+      </w:r>
+      <w:r>
+        <w:rPr>
+          <w:sz w:val="26"/>
+        </w:rPr>
+        <w:t>hỏng</w:t>
+      </w:r>
+      <w:r>
+        <w:rPr>
+          <w:spacing w:val="-5"/>
+          <w:sz w:val="26"/>
+        </w:rPr>
+        <w:t xml:space="preserve"> </w:t>
+      </w:r>
+      <w:r>
+        <w:rPr>
+          <w:sz w:val="26"/>
+        </w:rPr>
+        <w:t>môi</w:t>
+      </w:r>
+      <w:r>
+        <w:rPr>
+          <w:spacing w:val="-5"/>
+          <w:sz w:val="26"/>
+        </w:rPr>
+        <w:t xml:space="preserve"> </w:t>
+      </w:r>
+      <w:r>
+        <w:rPr>
+          <w:spacing w:val="-2"/>
+          <w:sz w:val="26"/>
+        </w:rPr>
+        <w:t>trường.</w:t>
+      </w:r>
+    </w:p>
+    <w:p>
+      <w:pPr>
+        <w:pStyle w:val="ListParagraph"/>
+        <w:tabs>
+          <w:tab w:val="left" w:pos="899"/>
+        </w:tabs>
+        <w:ind w:left="899" w:firstLine="0"/>
+        <w:jc w:val="center"/>
+        <w:rPr>
+          <w:spacing w:val="-2"/>
+          <w:sz w:val="26"/>
+          <w:lang w:val="vi-VN"/>
+        </w:rPr>
+      </w:pPr>
+    </w:p>
+    <w:p>
+      <w:pPr>
         <w:pStyle w:val="ListParagraph"/>
         <w:tabs>
           <w:tab w:val="left" w:pos="899"/>
@@ -32713,30 +32696,16 @@
           <w:lang w:val="vi-VN"/>
         </w:rPr>
       </w:pPr>
-    </w:p>
-    <w:p>
-      <w:pPr>
-        <w:pStyle w:val="ListParagraph"/>
-        <w:tabs>
-          <w:tab w:val="left" w:pos="899"/>
-        </w:tabs>
-        <w:ind w:left="899" w:hanging="899"/>
-        <w:jc w:val="center"/>
-        <w:rPr>
-          <w:sz w:val="26"/>
-          <w:lang w:val="vi-VN"/>
-        </w:rPr>
-      </w:pPr>
-      <w:r>
-        <w:rPr>
-          <w:sz w:val="26"/>
-          <w:lang w:val="vi-VN"/>
+      <w:r>
+        <w:rPr>
+          <w:noProof/>
+          <w:sz w:val="26"/>
         </w:rPr>
         <w:drawing>
-          <wp:inline distT="0" distB="0" distL="0" distR="0" wp14:anchorId="3D21514E" wp14:editId="0C98A9A7">
-            <wp:extent cx="5838825" cy="3791177"/>
-            <wp:effectExtent l="0" t="0" r="0" b="0"/>
-            <wp:docPr id="65" name="Picture 65"/>
+          <wp:inline distT="0" distB="0" distL="0" distR="0" wp14:anchorId="6B89FC1E" wp14:editId="57D9D4BC">
+            <wp:extent cx="5410200" cy="4297746"/>
+            <wp:effectExtent l="0" t="0" r="0" b="7620"/>
+            <wp:docPr id="64" name="Picture 64"/>
             <wp:cNvGraphicFramePr>
               <a:graphicFrameLocks xmlns:a="http://schemas.openxmlformats.org/drawingml/2006/main" noChangeAspect="1"/>
             </wp:cNvGraphicFramePr>
@@ -32756,6 +32725,76 @@
                   <pic:spPr>
                     <a:xfrm>
                       <a:off x="0" y="0"/>
+                      <a:ext cx="5419436" cy="4305083"/>
+                    </a:xfrm>
+                    <a:prstGeom prst="rect">
+                      <a:avLst/>
+                    </a:prstGeom>
+                  </pic:spPr>
+                </pic:pic>
+              </a:graphicData>
+            </a:graphic>
+          </wp:inline>
+        </w:drawing>
+      </w:r>
+    </w:p>
+    <w:p>
+      <w:pPr>
+        <w:pStyle w:val="ListParagraph"/>
+        <w:tabs>
+          <w:tab w:val="left" w:pos="899"/>
+        </w:tabs>
+        <w:ind w:left="899" w:hanging="899"/>
+        <w:jc w:val="center"/>
+        <w:rPr>
+          <w:sz w:val="26"/>
+          <w:lang w:val="vi-VN"/>
+        </w:rPr>
+      </w:pPr>
+    </w:p>
+    <w:p>
+      <w:pPr>
+        <w:pStyle w:val="ListParagraph"/>
+        <w:tabs>
+          <w:tab w:val="left" w:pos="899"/>
+        </w:tabs>
+        <w:ind w:left="899" w:hanging="899"/>
+        <w:jc w:val="center"/>
+        <w:rPr>
+          <w:sz w:val="26"/>
+          <w:lang w:val="vi-VN"/>
+        </w:rPr>
+      </w:pPr>
+      <w:r>
+        <w:rPr>
+          <w:noProof/>
+          <w:sz w:val="26"/>
+          <w:lang w:val="vi-VN"/>
+        </w:rPr>
+        <w:drawing>
+          <wp:inline distT="0" distB="0" distL="0" distR="0" wp14:anchorId="3D21514E" wp14:editId="0C98A9A7">
+            <wp:extent cx="5838825" cy="3791177"/>
+            <wp:effectExtent l="0" t="0" r="0" b="0"/>
+            <wp:docPr id="65" name="Picture 65"/>
+            <wp:cNvGraphicFramePr>
+              <a:graphicFrameLocks xmlns:a="http://schemas.openxmlformats.org/drawingml/2006/main" noChangeAspect="1"/>
+            </wp:cNvGraphicFramePr>
+            <a:graphic xmlns:a="http://schemas.openxmlformats.org/drawingml/2006/main">
+              <a:graphicData uri="http://schemas.openxmlformats.org/drawingml/2006/picture">
+                <pic:pic xmlns:pic="http://schemas.openxmlformats.org/drawingml/2006/picture">
+                  <pic:nvPicPr>
+                    <pic:cNvPr id="1" name=""/>
+                    <pic:cNvPicPr/>
+                  </pic:nvPicPr>
+                  <pic:blipFill>
+                    <a:blip r:embed="rId50"/>
+                    <a:stretch>
+                      <a:fillRect/>
+                    </a:stretch>
+                  </pic:blipFill>
+                  <pic:spPr>
+                    <a:xfrm>
+                      <a:off x="0" y="0"/>
                       <a:ext cx="5842255" cy="3793404"/>
                     </a:xfrm>
                     <a:prstGeom prst="rect">
@@ -32798,6 +32837,7 @@
       </w:pPr>
       <w:r>
         <w:rPr>
+          <w:noProof/>
           <w:sz w:val="26"/>
           <w:lang w:val="vi-VN"/>
         </w:rPr>
@@ -32818,7 +32858,7 @@
                     <pic:cNvPicPr/>
                   </pic:nvPicPr>
                   <pic:blipFill>
-                    <a:blip r:embed="rId50"/>
+                    <a:blip r:embed="rId51"/>
                     <a:stretch>
                       <a:fillRect/>
                     </a:stretch>
@@ -34022,6 +34062,7 @@
           <w:rFonts w:ascii="Arial" w:hAnsi="Arial"/>
           <w:b/>
           <w:i/>
+          <w:noProof/>
           <w:sz w:val="18"/>
           <w:lang w:val="vi-VN"/>
         </w:rPr>
@@ -34041,7 +34082,7 @@
                     <pic:cNvPicPr/>
                   </pic:nvPicPr>
                   <pic:blipFill rotWithShape="1">
-                    <a:blip r:embed="rId22"/>
+                    <a:blip r:embed="rId23"/>
                     <a:srcRect l="37629" t="23970"/>
                     <a:stretch/>
                   </pic:blipFill>
@@ -34291,7 +34332,7 @@
                     </pic:cNvPicPr>
                   </pic:nvPicPr>
                   <pic:blipFill>
-                    <a:blip r:embed="rId21">
+                    <a:blip r:embed="rId22">
                       <a:extLst>
                         <a:ext uri="{28A0092B-C50C-407E-A947-70E740481C1C}">
                           <a14:useLocalDpi xmlns:a14="http://schemas.microsoft.com/office/drawing/2010/main" val="0"/>
@@ -34449,6 +34490,7 @@
           <w:rFonts w:ascii="Arial" w:hAnsi="Arial"/>
           <w:b/>
           <w:i/>
+          <w:noProof/>
           <w:sz w:val="18"/>
           <w:lang w:val="vi-VN"/>
         </w:rPr>
@@ -34469,7 +34511,7 @@
                     <pic:cNvPicPr/>
                   </pic:nvPicPr>
                   <pic:blipFill>
-                    <a:blip r:embed="rId25"/>
+                    <a:blip r:embed="rId26"/>
                     <a:stretch>
                       <a:fillRect/>
                     </a:stretch>
@@ -34657,6 +34699,7 @@
       </w:pPr>
       <w:r>
         <w:rPr>
+          <w:noProof/>
           <w:sz w:val="24"/>
           <w:lang w:val="vi-VN"/>
         </w:rPr>
@@ -34676,7 +34719,7 @@
                     <pic:cNvPicPr/>
                   </pic:nvPicPr>
                   <pic:blipFill rotWithShape="1">
-                    <a:blip r:embed="rId28"/>
+                    <a:blip r:embed="rId29"/>
                     <a:srcRect t="-794"/>
                     <a:stretch/>
                   </pic:blipFill>
@@ -34801,6 +34844,7 @@
           <w:rFonts w:ascii="Arial" w:hAnsi="Arial"/>
           <w:b/>
           <w:i/>
+          <w:noProof/>
           <w:sz w:val="18"/>
           <w:lang w:val="vi-VN"/>
         </w:rPr>
@@ -34821,7 +34865,7 @@
                     <pic:cNvPicPr/>
                   </pic:nvPicPr>
                   <pic:blipFill>
-                    <a:blip r:embed="rId36"/>
+                    <a:blip r:embed="rId37"/>
                     <a:stretch>
                       <a:fillRect/>
                     </a:stretch>
@@ -35069,6 +35113,7 @@
           <w:rFonts w:ascii="Arial" w:hAnsi="Arial"/>
           <w:b/>
           <w:i/>
+          <w:noProof/>
           <w:color w:val="5A5A5A"/>
           <w:spacing w:val="-4"/>
           <w:sz w:val="18"/>
@@ -35090,7 +35135,7 @@
                     <pic:cNvPicPr/>
                   </pic:nvPicPr>
                   <pic:blipFill>
-                    <a:blip r:embed="rId38"/>
+                    <a:blip r:embed="rId39"/>
                     <a:stretch>
                       <a:fillRect/>
                     </a:stretch>
@@ -35293,6 +35338,7 @@
       </w:pPr>
       <w:r>
         <w:rPr>
+          <w:noProof/>
           <w:lang w:val="vi-VN"/>
         </w:rPr>
         <w:drawing>
@@ -35311,7 +35357,7 @@
                     <pic:cNvPicPr/>
                   </pic:nvPicPr>
                   <pic:blipFill>
-                    <a:blip r:embed="rId42"/>
+                    <a:blip r:embed="rId43"/>
                     <a:stretch>
                       <a:fillRect/>
                     </a:stretch>
@@ -35575,6 +35621,7 @@
           <w:rFonts w:ascii="Arial" w:hAnsi="Arial"/>
           <w:b/>
           <w:i/>
+          <w:noProof/>
           <w:sz w:val="18"/>
           <w:lang w:val="vi-VN"/>
         </w:rPr>
@@ -35595,7 +35642,7 @@
                     <pic:cNvPicPr/>
                   </pic:nvPicPr>
                   <pic:blipFill>
-                    <a:blip r:embed="rId47"/>
+                    <a:blip r:embed="rId48"/>
                     <a:stretch>
                       <a:fillRect/>
                     </a:stretch>
@@ -38448,7 +38495,7 @@
         </mc:Choice>
         <mc:Fallback>
           <w:pict>
-            <v:shape w14:anchorId="329AC5DF" id="Graphic 2" o:spid="_x0000_s1026" style="position:absolute;margin-left:52.55pt;margin-top:770.75pt;width:490.45pt;height:.5pt;z-index:-16305152;visibility:visible;mso-wrap-style:square;mso-wrap-distance-left:0;mso-wrap-distance-top:0;mso-wrap-distance-right:0;mso-wrap-distance-bottom:0;mso-position-horizontal:absolute;mso-position-horizontal-relative:page;mso-position-vertical:absolute;mso-position-vertical-relative:page;v-text-anchor:top" coordsize="6228715,6350" o:gfxdata="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" path="m6228588,l,,,6095r6228588,l6228588,xe" fillcolor="#cad4e0" stroked="f">
+            <v:shape w14:anchorId="2AB06374" id="Graphic 2" o:spid="_x0000_s1026" style="position:absolute;margin-left:52.55pt;margin-top:770.75pt;width:490.45pt;height:.5pt;z-index:-16305152;visibility:visible;mso-wrap-style:square;mso-wrap-distance-left:0;mso-wrap-distance-top:0;mso-wrap-distance-right:0;mso-wrap-distance-bottom:0;mso-position-horizontal:absolute;mso-position-horizontal-relative:page;mso-position-vertical:absolute;mso-position-vertical-relative:page;v-text-anchor:top" coordsize="6228715,6350" o:gfxdata="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" path="m6228588,l,,,6095r6228588,l6228588,xe" fillcolor="#cad4e0" stroked="f">
               <v:path arrowok="t"/>
               <w10:wrap anchorx="page" anchory="page"/>
             </v:shape>
@@ -38528,7 +38575,7 @@
         </mc:Choice>
         <mc:Fallback>
           <w:pict>
-            <v:shape w14:anchorId="5EBF816E" id="Graphic 3" o:spid="_x0000_s1026" style="position:absolute;margin-left:55.8pt;margin-top:768pt;width:491.4pt;height:.1pt;z-index:-16304640;visibility:visible;mso-wrap-style:square;mso-wrap-distance-left:0;mso-wrap-distance-top:0;mso-wrap-distance-right:0;mso-wrap-distance-bottom:0;mso-position-horizontal:absolute;mso-position-horizontal-relative:page;mso-position-vertical:absolute;mso-position-vertical-relative:page;v-text-anchor:top" coordsize="6240780,1270" o:gfxdata="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" path="m,l6240780,e" filled="f">
+            <v:shape w14:anchorId="0DFDAC27" id="Graphic 3" o:spid="_x0000_s1026" style="position:absolute;margin-left:55.8pt;margin-top:768pt;width:491.4pt;height:.1pt;z-index:-16304640;visibility:visible;mso-wrap-style:square;mso-wrap-distance-left:0;mso-wrap-distance-top:0;mso-wrap-distance-right:0;mso-wrap-distance-bottom:0;mso-position-horizontal:absolute;mso-position-horizontal-relative:page;mso-position-vertical:absolute;mso-position-vertical-relative:page;v-text-anchor:top" coordsize="6240780,1270" o:gfxdata="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" path="m,l6240780,e" filled="f">
               <v:path arrowok="t"/>
               <w10:wrap anchorx="page" anchory="page"/>
             </v:shape>
@@ -39750,7 +39797,7 @@
         <v:path o:extrusionok="f" gradientshapeok="t" o:connecttype="rect"/>
         <o:lock v:ext="edit" aspectratio="t"/>
       </v:shapetype>
-      <v:shape id="_x0000_i1143" type="#_x0000_t75" style="width:11.25pt;height:10.5pt;visibility:visible;mso-wrap-style:square" o:bullet="t">
+      <v:shape id="_x0000_i1031" type="#_x0000_t75" style="width:11.25pt;height:10.5pt;visibility:visible;mso-wrap-style:square" o:bullet="t">
         <v:imagedata r:id="rId1" o:title=""/>
         <o:lock v:ext="edit" aspectratio="f"/>
       </v:shape>
@@ -42348,6 +42395,7 @@
   <w:style w:type="character" w:default="1" w:styleId="DefaultParagraphFont">
     <w:name w:val="Default Paragraph Font"/>
     <w:uiPriority w:val="1"/>
+    <w:semiHidden/>
     <w:unhideWhenUsed/>
   </w:style>
   <w:style w:type="table" w:default="1" w:styleId="TableNormal">
@@ -42540,6 +42588,41 @@
     <w:rPr>
       <w:sz w:val="24"/>
       <w:szCs w:val="24"/>
+    </w:rPr>
+  </w:style>
+  <w:style w:type="character" w:styleId="Hyperlink">
+    <w:name w:val="Hyperlink"/>
+    <w:basedOn w:val="DefaultParagraphFont"/>
+    <w:uiPriority w:val="99"/>
+    <w:unhideWhenUsed/>
+    <w:rsid w:val="008D723D"/>
+    <w:rPr>
+      <w:color w:val="0000FF" w:themeColor="hyperlink"/>
+      <w:u w:val="single"/>
+    </w:rPr>
+  </w:style>
+  <w:style w:type="character" w:styleId="UnresolvedMention">
+    <w:name w:val="Unresolved Mention"/>
+    <w:basedOn w:val="DefaultParagraphFont"/>
+    <w:uiPriority w:val="99"/>
+    <w:semiHidden/>
+    <w:unhideWhenUsed/>
+    <w:rsid w:val="008D723D"/>
+    <w:rPr>
+      <w:color w:val="605E5C"/>
+      <w:shd w:val="clear" w:color="auto" w:fill="E1DFDD"/>
+    </w:rPr>
+  </w:style>
+  <w:style w:type="character" w:styleId="FollowedHyperlink">
+    <w:name w:val="FollowedHyperlink"/>
+    <w:basedOn w:val="DefaultParagraphFont"/>
+    <w:uiPriority w:val="99"/>
+    <w:semiHidden/>
+    <w:unhideWhenUsed/>
+    <w:rsid w:val="008D723D"/>
+    <w:rPr>
+      <w:color w:val="800080" w:themeColor="followedHyperlink"/>
+      <w:u w:val="single"/>
     </w:rPr>
   </w:style>
 </w:styles>
